--- a/docs/Product-Guide-BidPilot.docx
+++ b/docs/Product-Guide-BidPilot.docx
@@ -91,7 +91,7 @@
                 <w:sz w:val="24"/>
                 <w:szCs w:val="24"/>
               </w:rPr>
-              <w:t xml:space="preserve">工程机械投标文件 AI 智能体 · v1.6</w:t>
+              <w:t xml:space="preserve">工程机械投标文件 AI 智能体 · v2.1</w:t>
             </w:r>
           </w:p>
           <w:p>
@@ -571,7 +571,7 @@
               <w:rPr>
                 <w:rStyle w:val="Hyperlink"/>
               </w:rPr>
-              <w:t>2.7 其他功能一览</w:t>
+              <w:t>2.7 原文批注视图与置信度分级（v2.0）</w:t>
             </w:r>
             <w:r>
               <w:tab/>
@@ -581,41 +581,6 @@
             </w:r>
             <w:r>
               <w:instrText xml:space="preserve"> PAGEREF _Toc100010 \h </w:instrText>
-            </w:r>
-            <w:r>
-              <w:fldChar w:fldCharType="separate"/>
-            </w:r>
-            <w:r>
-              <w:t>5</w:t>
-            </w:r>
-            <w:r>
-              <w:fldChar w:fldCharType="end"/>
-            </w:r>
-          </w:hyperlink>
-        </w:p>
-        <w:p>
-          <w:pPr>
-            <w:pStyle w:val="9"/>
-            <w:tabs>
-              <w:tab w:val="right" w:leader="dot" w:pos="9026"/>
-            </w:tabs>
-            <w:spacing w:before="120" w:after="60"/>
-          </w:pPr>
-          <w:hyperlink w:anchor="_Toc100011" w:history="1">
-            <w:r>
-              <w:rPr>
-                <w:rStyle w:val="Hyperlink"/>
-              </w:rPr>
-              <w:t>三、使用指南</w:t>
-            </w:r>
-            <w:r>
-              <w:tab/>
-            </w:r>
-            <w:r>
-              <w:fldChar w:fldCharType="begin"/>
-            </w:r>
-            <w:r>
-              <w:instrText xml:space="preserve"> PAGEREF _Toc100011 \h </w:instrText>
             </w:r>
             <w:r>
               <w:fldChar w:fldCharType="separate"/>
@@ -637,12 +602,47 @@
             </w:tabs>
             <w:spacing w:before="120" w:after="60"/>
           </w:pPr>
+          <w:hyperlink w:anchor="_Toc100011" w:history="1">
+            <w:r>
+              <w:rPr>
+                <w:rStyle w:val="Hyperlink"/>
+              </w:rPr>
+              <w:t>2.8 其他功能一览</w:t>
+            </w:r>
+            <w:r>
+              <w:tab/>
+            </w:r>
+            <w:r>
+              <w:fldChar w:fldCharType="begin"/>
+            </w:r>
+            <w:r>
+              <w:instrText xml:space="preserve"> PAGEREF _Toc100011 \h </w:instrText>
+            </w:r>
+            <w:r>
+              <w:fldChar w:fldCharType="separate"/>
+            </w:r>
+            <w:r>
+              <w:t>6</w:t>
+            </w:r>
+            <w:r>
+              <w:fldChar w:fldCharType="end"/>
+            </w:r>
+          </w:hyperlink>
+        </w:p>
+        <w:p>
+          <w:pPr>
+            <w:pStyle w:val="9"/>
+            <w:tabs>
+              <w:tab w:val="right" w:leader="dot" w:pos="9026"/>
+            </w:tabs>
+            <w:spacing w:before="120" w:after="60"/>
+          </w:pPr>
           <w:hyperlink w:anchor="_Toc100012" w:history="1">
             <w:r>
               <w:rPr>
                 <w:rStyle w:val="Hyperlink"/>
               </w:rPr>
-              <w:t>3.1 三种运行方式</w:t>
+              <w:t>三、使用指南</w:t>
             </w:r>
             <w:r>
               <w:tab/>
@@ -678,7 +678,7 @@
               <w:rPr>
                 <w:rStyle w:val="Hyperlink"/>
               </w:rPr>
-              <w:t>3.2 五步上手</w:t>
+              <w:t>3.1 三种运行方式</w:t>
             </w:r>
             <w:r>
               <w:tab/>
@@ -714,7 +714,7 @@
               <w:rPr>
                 <w:rStyle w:val="Hyperlink"/>
               </w:rPr>
-              <w:t>3.3 接入大模型（可选）</w:t>
+              <w:t>3.2 五步上手</w:t>
             </w:r>
             <w:r>
               <w:tab/>
@@ -724,41 +724,6 @@
             </w:r>
             <w:r>
               <w:instrText xml:space="preserve"> PAGEREF _Toc100014 \h </w:instrText>
-            </w:r>
-            <w:r>
-              <w:fldChar w:fldCharType="separate"/>
-            </w:r>
-            <w:r>
-              <w:t>6</w:t>
-            </w:r>
-            <w:r>
-              <w:fldChar w:fldCharType="end"/>
-            </w:r>
-          </w:hyperlink>
-        </w:p>
-        <w:p>
-          <w:pPr>
-            <w:pStyle w:val="9"/>
-            <w:tabs>
-              <w:tab w:val="right" w:leader="dot" w:pos="9026"/>
-            </w:tabs>
-            <w:spacing w:before="120" w:after="60"/>
-          </w:pPr>
-          <w:hyperlink w:anchor="_Toc100015" w:history="1">
-            <w:r>
-              <w:rPr>
-                <w:rStyle w:val="Hyperlink"/>
-              </w:rPr>
-              <w:t>四、技术架构</w:t>
-            </w:r>
-            <w:r>
-              <w:tab/>
-            </w:r>
-            <w:r>
-              <w:fldChar w:fldCharType="begin"/>
-            </w:r>
-            <w:r>
-              <w:instrText xml:space="preserve"> PAGEREF _Toc100015 \h </w:instrText>
             </w:r>
             <w:r>
               <w:fldChar w:fldCharType="separate"/>
@@ -780,12 +745,47 @@
             </w:tabs>
             <w:spacing w:before="120" w:after="60"/>
           </w:pPr>
+          <w:hyperlink w:anchor="_Toc100015" w:history="1">
+            <w:r>
+              <w:rPr>
+                <w:rStyle w:val="Hyperlink"/>
+              </w:rPr>
+              <w:t>3.3 接入大模型（可选）</w:t>
+            </w:r>
+            <w:r>
+              <w:tab/>
+            </w:r>
+            <w:r>
+              <w:fldChar w:fldCharType="begin"/>
+            </w:r>
+            <w:r>
+              <w:instrText xml:space="preserve"> PAGEREF _Toc100015 \h </w:instrText>
+            </w:r>
+            <w:r>
+              <w:fldChar w:fldCharType="separate"/>
+            </w:r>
+            <w:r>
+              <w:t>7</w:t>
+            </w:r>
+            <w:r>
+              <w:fldChar w:fldCharType="end"/>
+            </w:r>
+          </w:hyperlink>
+        </w:p>
+        <w:p>
+          <w:pPr>
+            <w:pStyle w:val="9"/>
+            <w:tabs>
+              <w:tab w:val="right" w:leader="dot" w:pos="9026"/>
+            </w:tabs>
+            <w:spacing w:before="120" w:after="60"/>
+          </w:pPr>
           <w:hyperlink w:anchor="_Toc100016" w:history="1">
             <w:r>
               <w:rPr>
                 <w:rStyle w:val="Hyperlink"/>
               </w:rPr>
-              <w:t>4.1 双引擎架构</w:t>
+              <w:t>四、技术架构</w:t>
             </w:r>
             <w:r>
               <w:tab/>
@@ -821,7 +821,7 @@
               <w:rPr>
                 <w:rStyle w:val="Hyperlink"/>
               </w:rPr>
-              <w:t>4.2 反幻觉三层防线</w:t>
+              <w:t>4.1 双引擎架构</w:t>
             </w:r>
             <w:r>
               <w:tab/>
@@ -857,7 +857,7 @@
               <w:rPr>
                 <w:rStyle w:val="Hyperlink"/>
               </w:rPr>
-              <w:t>4.3 质量保障</w:t>
+              <w:t>4.2 反幻觉三层防线</w:t>
             </w:r>
             <w:r>
               <w:tab/>
@@ -893,7 +893,7 @@
               <w:rPr>
                 <w:rStyle w:val="Hyperlink"/>
               </w:rPr>
-              <w:t>4.4 文件结构</w:t>
+              <w:t>4.3 质量保障</w:t>
             </w:r>
             <w:r>
               <w:tab/>
@@ -917,7 +917,8 @@
         </w:p>
         <w:p>
           <w:pPr>
-            <w:pStyle w:val="9"/>
+            <w:pStyle w:val="11"/>
+            <w:ind w:left="360"/>
             <w:tabs>
               <w:tab w:val="right" w:leader="dot" w:pos="9026"/>
             </w:tabs>
@@ -928,7 +929,7 @@
               <w:rPr>
                 <w:rStyle w:val="Hyperlink"/>
               </w:rPr>
-              <w:t>五、版本历史</w:t>
+              <w:t>4.4 文件结构</w:t>
             </w:r>
             <w:r>
               <w:tab/>
@@ -963,7 +964,7 @@
               <w:rPr>
                 <w:rStyle w:val="Hyperlink"/>
               </w:rPr>
-              <w:t>六、合规与免责声明</w:t>
+              <w:t>五、版本历史</w:t>
             </w:r>
             <w:r>
               <w:tab/>
@@ -978,7 +979,7 @@
               <w:fldChar w:fldCharType="separate"/>
             </w:r>
             <w:r>
-              <w:t>8</w:t>
+              <w:t>9</w:t>
             </w:r>
             <w:r>
               <w:fldChar w:fldCharType="end"/>
@@ -998,6 +999,41 @@
               <w:rPr>
                 <w:rStyle w:val="Hyperlink"/>
               </w:rPr>
+              <w:t>六、合规与免责声明</w:t>
+            </w:r>
+            <w:r>
+              <w:tab/>
+            </w:r>
+            <w:r>
+              <w:fldChar w:fldCharType="begin"/>
+            </w:r>
+            <w:r>
+              <w:instrText xml:space="preserve"> PAGEREF _Toc100022 \h </w:instrText>
+            </w:r>
+            <w:r>
+              <w:fldChar w:fldCharType="separate"/>
+            </w:r>
+            <w:r>
+              <w:t>9</w:t>
+            </w:r>
+            <w:r>
+              <w:fldChar w:fldCharType="end"/>
+            </w:r>
+          </w:hyperlink>
+        </w:p>
+        <w:p>
+          <w:pPr>
+            <w:pStyle w:val="9"/>
+            <w:tabs>
+              <w:tab w:val="right" w:leader="dot" w:pos="9026"/>
+            </w:tabs>
+            <w:spacing w:before="120" w:after="60"/>
+          </w:pPr>
+          <w:hyperlink w:anchor="_Toc100023" w:history="1">
+            <w:r>
+              <w:rPr>
+                <w:rStyle w:val="Hyperlink"/>
+              </w:rPr>
               <w:t>七、常见问题</w:t>
             </w:r>
             <w:r>
@@ -1007,7 +1043,7 @@
               <w:fldChar w:fldCharType="begin"/>
             </w:r>
             <w:r>
-              <w:instrText xml:space="preserve"> PAGEREF _Toc100022 \h </w:instrText>
+              <w:instrText xml:space="preserve"> PAGEREF _Toc100023 \h </w:instrText>
             </w:r>
             <w:r>
               <w:fldChar w:fldCharType="separate"/>
@@ -1090,7 +1126,7 @@
           <w:sz w:val="24"/>
           <w:szCs w:val="24"/>
         </w:rPr>
-        <w:t xml:space="preserve">标书快反（BidPilot）是一款面向工程机械经销商的投标文件 AI 智能体（v1.6）。使用者只需粘贴两段文本——本公司资料库（资质、业绩、设备参数）与招标公告原文——系统即可在 10 秒内生成投标所需的四份核心成果：资格自查表、技术偏离表、废标风险 TOP5 与投标就绪度评分报告，将传统流程中 2–3 天的人工标书处理工作压缩到数秒，并以结构化方式提示每一处可能废标的风险。</w:t>
+        <w:t xml:space="preserve">标书快反（BidPilot）是一款面向工程机械经销商的投标文件 AI 智能体（v2.1）。使用者只需粘贴两段文本——本公司资料库（资质、业绩、设备参数）与招标公告原文——系统即可在 10 秒内生成投标所需的四份核心成果：资格自查表、技术偏离表、废标风险 TOP5 与投标就绪度评分报告，将传统流程中 2–3 天的人工标书处理工作压缩到数秒，并以结构化方式提示每一处可能废标的风险。</w:t>
       </w:r>
     </w:p>
     <w:p>
@@ -1194,7 +1230,7 @@
           <w:sz w:val="24"/>
           <w:szCs w:val="24"/>
         </w:rPr>
-        <w:t xml:space="preserve">16 类技术参数逐条比对、★关键参数废标判定、保证金/解密时限等高风险条款自动提醒；</w:t>
+        <w:t xml:space="preserve">32 类技术参数逐条比对、★关键参数废标判定、保证金/解密时限等高风险条款自动提醒；</w:t>
       </w:r>
     </w:p>
     <w:p>
@@ -1895,7 +1931,7 @@
           <w:sz w:val="24"/>
           <w:szCs w:val="24"/>
         </w:rPr>
-        <w:t xml:space="preserve">资格自查：逐条对照招标公告的资格要求（独立法人、授权书、体系认证、业绩、联合体条款、资格审查方式等），输出“有据/待人工核实”双色标注，并自动列出保证金、CA 证书等平台类待办。技术偏离表：对 16 类技术参数逐条响应，标注满足/正偏离/负偏离/资料库无/待人工补充五态；废标风险 TOP5：以业务员可读的白话提示解密时限、同网络串标、保证金账户、授权书用印、限价与截止时间五大高危项；结论与评分：0–100 就绪度评分、A/B/C/D 等级、是否建议投标与前提条件清单。</w:t>
+        <w:t xml:space="preserve">资格自查：逐条对照招标公告的资格要求（独立法人、授权书、体系认证、业绩、联合体条款、资格审查方式等），输出“有据/待人工核实”双色标注，并自动列出保证金、CA 证书等平台类待办。技术偏离表：对 32 类技术参数逐条响应，标注满足/正偏离/负偏离/资料库无/待人工补充五态；废标风险 TOP5：以业务员可读的白话提示解密时限、同网络串标、保证金账户、授权书用印、限价与截止时间五大高危项；结论与评分：0–100 就绪度评分、A/B/C/D 等级、是否建议投标与前提条件清单。</w:t>
       </w:r>
     </w:p>
     <w:p>
@@ -2278,9 +2314,73 @@
           <w:sz w:val="26"/>
           <w:szCs w:val="26"/>
         </w:rPr>
-        <w:t xml:space="preserve">2.7 其他功能一览</w:t>
+        <w:t xml:space="preserve">2.7 原文批注视图与置信度分级（v2.0）</w:t>
       </w:r>
       <w:bookmarkEnd w:id="100010"/>
+    </w:p>
+    <w:p>
+      <w:pPr>
+        <w:spacing w:after="80" w:line="312"/>
+        <w:ind w:firstLine="420"/>
+        <w:jc w:val="both"/>
+      </w:pPr>
+      <w:r>
+        <w:rPr>
+          <w:color w:val="182030"/>
+          <w:sz w:val="24"/>
+          <w:szCs w:val="24"/>
+        </w:rPr>
+        <w:t xml:space="preserve">原文批注视图：新增独立标签页，将招标公告原文完整渲染，每一条被判定内容就地高亮——★关键条款金色、▲重要条款蓝色、负偏离红色下划线、正偏离浅蓝、满足绿色、待人工核实橙色虚线，悬停即可查看对应判定依据。可回溯性从文字承诺升级为可视化体验，且高亮数据与偏离表同源，不做任何额外推断。</w:t>
+      </w:r>
+    </w:p>
+    <w:p>
+      <w:pPr>
+        <w:spacing w:after="80" w:line="312"/>
+        <w:ind w:firstLine="420"/>
+        <w:jc w:val="both"/>
+      </w:pPr>
+      <w:r>
+        <w:rPr>
+          <w:color w:val="182030"/>
+          <w:sz w:val="24"/>
+          <w:szCs w:val="24"/>
+        </w:rPr>
+        <w:t xml:space="preserve">判定置信度分级：偏离表新增置信列——精确关键词命中为高置信（实心标记），经自定义词库别名匹配或单位口径待核对为中置信（半实心标记）。诚实量化每个判定的确信程度，让「宁可不判定、不可错判定」的原则可被看见。</w:t>
+      </w:r>
+    </w:p>
+    <w:p>
+      <w:pPr>
+        <w:spacing w:after="80" w:line="312"/>
+        <w:ind w:firstLine="420"/>
+        <w:jc w:val="both"/>
+      </w:pPr>
+      <w:r>
+        <w:rPr>
+          <w:color w:val="182030"/>
+          <w:sz w:val="24"/>
+          <w:szCs w:val="24"/>
+        </w:rPr>
+        <w:t xml:space="preserve">审计日志：每次生成分析自动留痕（时间、引擎版本、评分等级、输入指纹、词库状态），结论页展示最近记录并支持JSON导出——当时的判断永远可以复现。报告品牌系统支持上传公司Logo与选择主题色，导出报告自动套用。</w:t>
+      </w:r>
+    </w:p>
+    <w:p>
+      <w:pPr>
+        <w:pStyle w:val="Heading2"/>
+        <w:spacing w:after="120" w:before="280"/>
+      </w:pPr>
+      <w:bookmarkStart w:id="100011" w:name="_Toc100011"/>
+      <w:r>
+        <w:rPr>
+          <w:rFonts w:ascii="Arial" w:eastAsia="Microsoft YaHei"/>
+          <w:b/>
+          <w:bCs/>
+          <w:color w:val="1284BA"/>
+          <w:sz w:val="26"/>
+          <w:szCs w:val="26"/>
+        </w:rPr>
+        <w:t xml:space="preserve">2.8 其他功能一览</w:t>
+      </w:r>
+      <w:bookmarkEnd w:id="100011"/>
     </w:p>
     <w:tbl>
       <w:tblPr>
@@ -3177,7 +3277,7 @@
         <w:pStyle w:val="Heading1"/>
         <w:spacing w:after="160" w:before="400"/>
       </w:pPr>
-      <w:bookmarkStart w:id="100011" w:name="_Toc100011"/>
+      <w:bookmarkStart w:id="100012" w:name="_Toc100012"/>
       <w:r>
         <w:rPr>
           <w:rFonts w:ascii="Arial" w:eastAsia="Microsoft YaHei"/>
@@ -3189,14 +3289,14 @@
         </w:rPr>
         <w:t xml:space="preserve">三、使用指南</w:t>
       </w:r>
-      <w:bookmarkEnd w:id="100011"/>
+      <w:bookmarkEnd w:id="100012"/>
     </w:p>
     <w:p>
       <w:pPr>
         <w:pStyle w:val="Heading2"/>
         <w:spacing w:after="120" w:before="280"/>
       </w:pPr>
-      <w:bookmarkStart w:id="100012" w:name="_Toc100012"/>
+      <w:bookmarkStart w:id="100013" w:name="_Toc100013"/>
       <w:r>
         <w:rPr>
           <w:rFonts w:ascii="Arial" w:eastAsia="Microsoft YaHei"/>
@@ -3208,7 +3308,7 @@
         </w:rPr>
         <w:t xml:space="preserve">3.1 三种运行方式</w:t>
       </w:r>
-      <w:bookmarkEnd w:id="100012"/>
+      <w:bookmarkEnd w:id="100013"/>
     </w:p>
     <w:p>
       <w:pPr>
@@ -3234,7 +3334,7 @@
           <w:sz w:val="24"/>
           <w:szCs w:val="24"/>
         </w:rPr>
-        <w:t xml:space="preserve">本地运行：</w:t>
+        <w:t xml:space="preserve">在线体验（已上线）：</w:t>
       </w:r>
       <w:r>
         <w:rPr>
@@ -3242,7 +3342,7 @@
           <w:sz w:val="24"/>
           <w:szCs w:val="24"/>
         </w:rPr>
-        <w:t xml:space="preserve">双击 index.html 即可，规则引擎离线可用，无需安装；</w:t>
+        <w:t xml:space="preserve">https://azzb66223944qq.github.io/bidpilot/ —— 手机/电脑浏览器直接打开，支持安装为App；</w:t>
       </w:r>
     </w:p>
     <w:p>
@@ -3269,7 +3369,7 @@
           <w:sz w:val="24"/>
           <w:szCs w:val="24"/>
         </w:rPr>
-        <w:t xml:space="preserve">在线部署：</w:t>
+        <w:t xml:space="preserve">本地运行：</w:t>
       </w:r>
       <w:r>
         <w:rPr>
@@ -3277,7 +3377,7 @@
           <w:sz w:val="24"/>
           <w:szCs w:val="24"/>
         </w:rPr>
-        <w:t xml:space="preserve">上传至 GitHub Pages 即获得公开链接，适合放入参赛材料；</w:t>
+        <w:t xml:space="preserve">双击 index.html 即可，规则引擎离线可用，无需安装；</w:t>
       </w:r>
     </w:p>
     <w:p>
@@ -3304,7 +3404,7 @@
           <w:sz w:val="24"/>
           <w:szCs w:val="24"/>
         </w:rPr>
-        <w:t xml:space="preserve">智能体部署：</w:t>
+        <w:t xml:space="preserve">在线部署：</w:t>
       </w:r>
       <w:r>
         <w:rPr>
@@ -3312,6 +3412,41 @@
           <w:sz w:val="24"/>
           <w:szCs w:val="24"/>
         </w:rPr>
+        <w:t xml:space="preserve">上传至 GitHub Pages 即获得公开链接，适合放入参赛材料；</w:t>
+      </w:r>
+    </w:p>
+    <w:p>
+      <w:pPr>
+        <w:spacing w:after="80" w:line="312"/>
+        <w:ind w:left="360"/>
+        <w:jc w:val="both"/>
+      </w:pPr>
+      <w:r>
+        <w:rPr>
+          <w:b/>
+          <w:bCs/>
+          <w:color w:val="FF862F"/>
+          <w:sz w:val="24"/>
+          <w:szCs w:val="24"/>
+        </w:rPr>
+        <w:t xml:space="preserve">• </w:t>
+      </w:r>
+      <w:r>
+        <w:rPr>
+          <w:b/>
+          <w:bCs/>
+          <w:color w:val="182030"/>
+          <w:sz w:val="24"/>
+          <w:szCs w:val="24"/>
+        </w:rPr>
+        <w:t xml:space="preserve">智能体部署：</w:t>
+      </w:r>
+      <w:r>
+        <w:rPr>
+          <w:color w:val="182030"/>
+          <w:sz w:val="24"/>
+          <w:szCs w:val="24"/>
+        </w:rPr>
         <w:t xml:space="preserve">点击页面“系统提示词”按钮复制提示词，粘贴到扣子（Coze）/Dify 新建智能体，并上传资料为知识库。</w:t>
       </w:r>
     </w:p>
@@ -3320,7 +3455,7 @@
         <w:pStyle w:val="Heading2"/>
         <w:spacing w:after="120" w:before="280"/>
       </w:pPr>
-      <w:bookmarkStart w:id="100013" w:name="_Toc100013"/>
+      <w:bookmarkStart w:id="100014" w:name="_Toc100014"/>
       <w:r>
         <w:rPr>
           <w:rFonts w:ascii="Arial" w:eastAsia="Microsoft YaHei"/>
@@ -3332,7 +3467,7 @@
         </w:rPr>
         <w:t xml:space="preserve">3.2 五步上手</w:t>
       </w:r>
-      <w:bookmarkEnd w:id="100013"/>
+      <w:bookmarkEnd w:id="100014"/>
     </w:p>
     <w:tbl>
       <w:tblPr>
@@ -3997,7 +4132,7 @@
         <w:pStyle w:val="Heading2"/>
         <w:spacing w:after="120" w:before="280"/>
       </w:pPr>
-      <w:bookmarkStart w:id="100014" w:name="_Toc100014"/>
+      <w:bookmarkStart w:id="100015" w:name="_Toc100015"/>
       <w:r>
         <w:rPr>
           <w:rFonts w:ascii="Arial" w:eastAsia="Microsoft YaHei"/>
@@ -4009,7 +4144,7 @@
         </w:rPr>
         <w:t xml:space="preserve">3.3 接入大模型（可选）</w:t>
       </w:r>
-      <w:bookmarkEnd w:id="100014"/>
+      <w:bookmarkEnd w:id="100015"/>
     </w:p>
     <w:p>
       <w:pPr>
@@ -4036,7 +4171,7 @@
         <w:pStyle w:val="Heading1"/>
         <w:spacing w:after="160" w:before="400"/>
       </w:pPr>
-      <w:bookmarkStart w:id="100015" w:name="_Toc100015"/>
+      <w:bookmarkStart w:id="100016" w:name="_Toc100016"/>
       <w:r>
         <w:rPr>
           <w:rFonts w:ascii="Arial" w:eastAsia="Microsoft YaHei"/>
@@ -4048,14 +4183,14 @@
         </w:rPr>
         <w:t xml:space="preserve">四、技术架构</w:t>
       </w:r>
-      <w:bookmarkEnd w:id="100015"/>
+      <w:bookmarkEnd w:id="100016"/>
     </w:p>
     <w:p>
       <w:pPr>
         <w:pStyle w:val="Heading2"/>
         <w:spacing w:after="120" w:before="280"/>
       </w:pPr>
-      <w:bookmarkStart w:id="100016" w:name="_Toc100016"/>
+      <w:bookmarkStart w:id="100017" w:name="_Toc100017"/>
       <w:r>
         <w:rPr>
           <w:rFonts w:ascii="Arial" w:eastAsia="Microsoft YaHei"/>
@@ -4067,7 +4202,7 @@
         </w:rPr>
         <w:t xml:space="preserve">4.1 双引擎架构</w:t>
       </w:r>
-      <w:bookmarkEnd w:id="100016"/>
+      <w:bookmarkEnd w:id="100017"/>
     </w:p>
     <w:p>
       <w:pPr>
@@ -4089,7 +4224,7 @@
         <w:pStyle w:val="Heading2"/>
         <w:spacing w:after="120" w:before="280"/>
       </w:pPr>
-      <w:bookmarkStart w:id="100017" w:name="_Toc100017"/>
+      <w:bookmarkStart w:id="100018" w:name="_Toc100018"/>
       <w:r>
         <w:rPr>
           <w:rFonts w:ascii="Arial" w:eastAsia="Microsoft YaHei"/>
@@ -4101,7 +4236,7 @@
         </w:rPr>
         <w:t xml:space="preserve">4.2 反幻觉三层防线</w:t>
       </w:r>
-      <w:bookmarkEnd w:id="100017"/>
+      <w:bookmarkEnd w:id="100018"/>
     </w:p>
     <w:p>
       <w:pPr>
@@ -4213,7 +4348,7 @@
         <w:pStyle w:val="Heading2"/>
         <w:spacing w:after="120" w:before="280"/>
       </w:pPr>
-      <w:bookmarkStart w:id="100018" w:name="_Toc100018"/>
+      <w:bookmarkStart w:id="100019" w:name="_Toc100019"/>
       <w:r>
         <w:rPr>
           <w:rFonts w:ascii="Arial" w:eastAsia="Microsoft YaHei"/>
@@ -4225,7 +4360,7 @@
         </w:rPr>
         <w:t xml:space="preserve">4.3 质量保障</w:t>
       </w:r>
-      <w:bookmarkEnd w:id="100018"/>
+      <w:bookmarkEnd w:id="100019"/>
     </w:p>
     <w:p>
       <w:pPr>
@@ -4239,7 +4374,7 @@
           <w:sz w:val="24"/>
           <w:szCs w:val="24"/>
         </w:rPr>
-        <w:t xml:space="preserve">引擎配套 115 项自动化回归测试（tests/engine.test.js），覆盖四个演示场景（装载机、挖掘机、起重机、泵车）、单位换算边界、★定位精确性、权重配置、HTML 报告转义防注入与乱输入鲁棒性。全量测试可通过 node tests/engine.test.js 一键复跑。</w:t>
+        <w:t xml:space="preserve">引擎配套 133 项自动化回归测试（tests/engine.test.js），覆盖四个演示场景（装载机、挖掘机、起重机、泵车）、单位换算边界、★定位精确性、权重配置、HTML 报告转义防注入与乱输入鲁棒性。全量测试可通过 node tests/engine.test.js 一键复跑。</w:t>
       </w:r>
     </w:p>
     <w:p>
@@ -4247,7 +4382,7 @@
         <w:pStyle w:val="Heading2"/>
         <w:spacing w:after="120" w:before="280"/>
       </w:pPr>
-      <w:bookmarkStart w:id="100019" w:name="_Toc100019"/>
+      <w:bookmarkStart w:id="100020" w:name="_Toc100020"/>
       <w:r>
         <w:rPr>
           <w:rFonts w:ascii="Arial" w:eastAsia="Microsoft YaHei"/>
@@ -4259,7 +4394,7 @@
         </w:rPr>
         <w:t xml:space="preserve">4.4 文件结构</w:t>
       </w:r>
-      <w:bookmarkEnd w:id="100019"/>
+      <w:bookmarkEnd w:id="100020"/>
     </w:p>
     <w:tbl>
       <w:tblPr>
@@ -4487,7 +4622,7 @@
                 <w:sz w:val="20"/>
                 <w:szCs w:val="20"/>
               </w:rPr>
-              <w:t xml:space="preserve">核心解析引擎 v1.6（纯函数，16 类参数，公告对比，可单测）</w:t>
+              <w:t xml:space="preserve">核心解析引擎 v2.1（纯函数，32 类参数 7 大机型族，置信度分级，可单测）</w:t>
             </w:r>
           </w:p>
         </w:tc>
@@ -4558,7 +4693,7 @@
                 <w:sz w:val="20"/>
                 <w:szCs w:val="20"/>
               </w:rPr>
-              <w:t xml:space="preserve">115 项自动化回归测试</w:t>
+              <w:t xml:space="preserve">133 项自动化回归测试</w:t>
             </w:r>
           </w:p>
         </w:tc>
@@ -4730,7 +4865,7 @@
         <w:pStyle w:val="Heading1"/>
         <w:spacing w:after="160" w:before="400"/>
       </w:pPr>
-      <w:bookmarkStart w:id="100020" w:name="_Toc100020"/>
+      <w:bookmarkStart w:id="100021" w:name="_Toc100021"/>
       <w:r>
         <w:rPr>
           <w:rFonts w:ascii="Arial" w:eastAsia="Microsoft YaHei"/>
@@ -4742,7 +4877,7 @@
         </w:rPr>
         <w:t xml:space="preserve">五、版本历史</w:t>
       </w:r>
-      <w:bookmarkEnd w:id="100020"/>
+      <w:bookmarkEnd w:id="100021"/>
     </w:p>
     <w:tbl>
       <w:tblPr>
@@ -5401,6 +5536,148 @@
           </w:p>
         </w:tc>
       </w:tr>
+      <w:tr>
+        <w:trPr>
+          <w:cantSplit/>
+        </w:trPr>
+        <w:tc>
+          <w:tcPr>
+            <w:tcBorders>
+              <w:top w:val="single" w:color="D8E4EC" w:sz="4"/>
+              <w:left w:val="single" w:color="D8E4EC" w:sz="4"/>
+              <w:bottom w:val="single" w:color="D8E4EC" w:sz="4"/>
+              <w:right w:val="single" w:color="D8E4EC" w:sz="4"/>
+            </w:tcBorders>
+            <w:shd w:fill="FFFFFF" w:val="clear"/>
+            <w:tcMar>
+              <w:top w:type="dxa" w:w="80"/>
+              <w:left w:type="dxa" w:w="120"/>
+              <w:bottom w:type="dxa" w:w="80"/>
+              <w:right w:type="dxa" w:w="120"/>
+            </w:tcMar>
+          </w:tcPr>
+          <w:p>
+            <w:pPr>
+              <w:spacing w:line="276"/>
+              <w:jc w:val="left"/>
+            </w:pPr>
+            <w:r>
+              <w:rPr>
+                <w:b w:val="false"/>
+                <w:bCs w:val="false"/>
+                <w:color w:val="182030"/>
+                <w:sz w:val="20"/>
+                <w:szCs w:val="20"/>
+              </w:rPr>
+              <w:t xml:space="preserve">v2.0</w:t>
+            </w:r>
+          </w:p>
+        </w:tc>
+        <w:tc>
+          <w:tcPr>
+            <w:tcBorders>
+              <w:top w:val="single" w:color="D8E4EC" w:sz="4"/>
+              <w:left w:val="single" w:color="D8E4EC" w:sz="4"/>
+              <w:bottom w:val="single" w:color="D8E4EC" w:sz="4"/>
+              <w:right w:val="single" w:color="D8E4EC" w:sz="4"/>
+            </w:tcBorders>
+            <w:shd w:fill="FFFFFF" w:val="clear"/>
+            <w:tcMar>
+              <w:top w:type="dxa" w:w="80"/>
+              <w:left w:type="dxa" w:w="120"/>
+              <w:bottom w:type="dxa" w:w="80"/>
+              <w:right w:type="dxa" w:w="120"/>
+            </w:tcMar>
+          </w:tcPr>
+          <w:p>
+            <w:pPr>
+              <w:spacing w:line="276"/>
+              <w:jc w:val="left"/>
+            </w:pPr>
+            <w:r>
+              <w:rPr>
+                <w:b w:val="false"/>
+                <w:bCs w:val="false"/>
+                <w:color w:val="182030"/>
+                <w:sz w:val="20"/>
+                <w:szCs w:val="20"/>
+              </w:rPr>
+              <w:t xml:space="preserve">原文批注视图（风险在原文上发光）、判定置信度分级、审计日志、报告品牌系统（Logo+主题色）、CI自动测试</w:t>
+            </w:r>
+          </w:p>
+        </w:tc>
+      </w:tr>
+      <w:tr>
+        <w:trPr>
+          <w:cantSplit/>
+        </w:trPr>
+        <w:tc>
+          <w:tcPr>
+            <w:tcBorders>
+              <w:top w:val="single" w:color="D8E4EC" w:sz="4"/>
+              <w:left w:val="single" w:color="D8E4EC" w:sz="4"/>
+              <w:bottom w:val="single" w:color="D8E4EC" w:sz="4"/>
+              <w:right w:val="single" w:color="D8E4EC" w:sz="4"/>
+            </w:tcBorders>
+            <w:shd w:fill="EDF4F9" w:val="clear"/>
+            <w:tcMar>
+              <w:top w:type="dxa" w:w="80"/>
+              <w:left w:type="dxa" w:w="120"/>
+              <w:bottom w:type="dxa" w:w="80"/>
+              <w:right w:type="dxa" w:w="120"/>
+            </w:tcMar>
+          </w:tcPr>
+          <w:p>
+            <w:pPr>
+              <w:spacing w:line="276"/>
+              <w:jc w:val="left"/>
+            </w:pPr>
+            <w:r>
+              <w:rPr>
+                <w:b w:val="false"/>
+                <w:bCs w:val="false"/>
+                <w:color w:val="182030"/>
+                <w:sz w:val="20"/>
+                <w:szCs w:val="20"/>
+              </w:rPr>
+              <w:t xml:space="preserve">v2.1</w:t>
+            </w:r>
+          </w:p>
+        </w:tc>
+        <w:tc>
+          <w:tcPr>
+            <w:tcBorders>
+              <w:top w:val="single" w:color="D8E4EC" w:sz="4"/>
+              <w:left w:val="single" w:color="D8E4EC" w:sz="4"/>
+              <w:bottom w:val="single" w:color="D8E4EC" w:sz="4"/>
+              <w:right w:val="single" w:color="D8E4EC" w:sz="4"/>
+            </w:tcBorders>
+            <w:shd w:fill="EDF4F9" w:val="clear"/>
+            <w:tcMar>
+              <w:top w:type="dxa" w:w="80"/>
+              <w:left w:type="dxa" w:w="120"/>
+              <w:bottom w:type="dxa" w:w="80"/>
+              <w:right w:type="dxa" w:w="120"/>
+            </w:tcMar>
+          </w:tcPr>
+          <w:p>
+            <w:pPr>
+              <w:spacing w:line="276"/>
+              <w:jc w:val="left"/>
+            </w:pPr>
+            <w:r>
+              <w:rPr>
+                <w:b w:val="false"/>
+                <w:bCs w:val="false"/>
+                <w:color w:val="182030"/>
+                <w:sz w:val="20"/>
+                <w:szCs w:val="20"/>
+              </w:rPr>
+              <w:t xml:space="preserve">采购文件PDF导入（本地pdf.js解析+章节定位）、A/B对比雷达图、黄金快照测试、CI双测试</w:t>
+            </w:r>
+          </w:p>
+        </w:tc>
+      </w:tr>
     </w:tbl>
     <w:p>
       <w:pPr>
@@ -5421,7 +5698,7 @@
         <w:pStyle w:val="Heading1"/>
         <w:spacing w:after="160" w:before="400"/>
       </w:pPr>
-      <w:bookmarkStart w:id="100021" w:name="_Toc100021"/>
+      <w:bookmarkStart w:id="100022" w:name="_Toc100022"/>
       <w:r>
         <w:rPr>
           <w:rFonts w:ascii="Arial" w:eastAsia="Microsoft YaHei"/>
@@ -5433,7 +5710,7 @@
         </w:rPr>
         <w:t xml:space="preserve">六、合规与免责声明</w:t>
       </w:r>
-      <w:bookmarkEnd w:id="100021"/>
+      <w:bookmarkEnd w:id="100022"/>
     </w:p>
     <w:p>
       <w:pPr>
@@ -5455,7 +5732,7 @@
         <w:pStyle w:val="Heading1"/>
         <w:spacing w:after="160" w:before="400"/>
       </w:pPr>
-      <w:bookmarkStart w:id="100022" w:name="_Toc100022"/>
+      <w:bookmarkStart w:id="100023" w:name="_Toc100023"/>
       <w:r>
         <w:rPr>
           <w:rFonts w:ascii="Arial" w:eastAsia="Microsoft YaHei"/>
@@ -5467,7 +5744,7 @@
         </w:rPr>
         <w:t xml:space="preserve">七、常见问题</w:t>
       </w:r>
-      <w:bookmarkEnd w:id="100022"/>
+      <w:bookmarkEnd w:id="100023"/>
     </w:p>
     <w:tbl>
       <w:tblPr>
@@ -5695,7 +5972,7 @@
                 <w:sz w:val="20"/>
                 <w:szCs w:val="20"/>
               </w:rPr>
-              <w:t xml:space="preserve">装载机、挖掘机、起重机、泵车四大机型族 16 类参数；贴入任意含对应关键词的公告均可识别。</w:t>
+              <w:t xml:space="preserve">装载机、挖掘机、起重机、泵车、压路机、环卫车、叉车、旋挖钻机等七大机型族 32 类参数；贴入任意含对应关键词的公告均可识别。</w:t>
             </w:r>
           </w:p>
         </w:tc>

--- a/docs/Product-Guide-BidPilot.docx
+++ b/docs/Product-Guide-BidPilot.docx
@@ -607,7 +607,7 @@
               <w:rPr>
                 <w:rStyle w:val="Hyperlink"/>
               </w:rPr>
-              <w:t>2.8 其他功能一览</w:t>
+              <w:t>2.8 采购文件导入与对比雷达图（v2.1/v2.1.1）</w:t>
             </w:r>
             <w:r>
               <w:tab/>
@@ -617,41 +617,6 @@
             </w:r>
             <w:r>
               <w:instrText xml:space="preserve"> PAGEREF _Toc100011 \h </w:instrText>
-            </w:r>
-            <w:r>
-              <w:fldChar w:fldCharType="separate"/>
-            </w:r>
-            <w:r>
-              <w:t>6</w:t>
-            </w:r>
-            <w:r>
-              <w:fldChar w:fldCharType="end"/>
-            </w:r>
-          </w:hyperlink>
-        </w:p>
-        <w:p>
-          <w:pPr>
-            <w:pStyle w:val="9"/>
-            <w:tabs>
-              <w:tab w:val="right" w:leader="dot" w:pos="9026"/>
-            </w:tabs>
-            <w:spacing w:before="120" w:after="60"/>
-          </w:pPr>
-          <w:hyperlink w:anchor="_Toc100012" w:history="1">
-            <w:r>
-              <w:rPr>
-                <w:rStyle w:val="Hyperlink"/>
-              </w:rPr>
-              <w:t>三、使用指南</w:t>
-            </w:r>
-            <w:r>
-              <w:tab/>
-            </w:r>
-            <w:r>
-              <w:fldChar w:fldCharType="begin"/>
-            </w:r>
-            <w:r>
-              <w:instrText xml:space="preserve"> PAGEREF _Toc100012 \h </w:instrText>
             </w:r>
             <w:r>
               <w:fldChar w:fldCharType="separate"/>
@@ -673,12 +638,47 @@
             </w:tabs>
             <w:spacing w:before="120" w:after="60"/>
           </w:pPr>
+          <w:hyperlink w:anchor="_Toc100012" w:history="1">
+            <w:r>
+              <w:rPr>
+                <w:rStyle w:val="Hyperlink"/>
+              </w:rPr>
+              <w:t>2.9 其他功能一览</w:t>
+            </w:r>
+            <w:r>
+              <w:tab/>
+            </w:r>
+            <w:r>
+              <w:fldChar w:fldCharType="begin"/>
+            </w:r>
+            <w:r>
+              <w:instrText xml:space="preserve"> PAGEREF _Toc100012 \h </w:instrText>
+            </w:r>
+            <w:r>
+              <w:fldChar w:fldCharType="separate"/>
+            </w:r>
+            <w:r>
+              <w:t>6</w:t>
+            </w:r>
+            <w:r>
+              <w:fldChar w:fldCharType="end"/>
+            </w:r>
+          </w:hyperlink>
+        </w:p>
+        <w:p>
+          <w:pPr>
+            <w:pStyle w:val="9"/>
+            <w:tabs>
+              <w:tab w:val="right" w:leader="dot" w:pos="9026"/>
+            </w:tabs>
+            <w:spacing w:before="120" w:after="60"/>
+          </w:pPr>
           <w:hyperlink w:anchor="_Toc100013" w:history="1">
             <w:r>
               <w:rPr>
                 <w:rStyle w:val="Hyperlink"/>
               </w:rPr>
-              <w:t>3.1 三种运行方式</w:t>
+              <w:t>三、使用指南</w:t>
             </w:r>
             <w:r>
               <w:tab/>
@@ -714,7 +714,7 @@
               <w:rPr>
                 <w:rStyle w:val="Hyperlink"/>
               </w:rPr>
-              <w:t>3.2 五步上手</w:t>
+              <w:t>3.1 三种运行方式</w:t>
             </w:r>
             <w:r>
               <w:tab/>
@@ -729,7 +729,7 @@
               <w:fldChar w:fldCharType="separate"/>
             </w:r>
             <w:r>
-              <w:t>7</w:t>
+              <w:t>6</w:t>
             </w:r>
             <w:r>
               <w:fldChar w:fldCharType="end"/>
@@ -750,7 +750,7 @@
               <w:rPr>
                 <w:rStyle w:val="Hyperlink"/>
               </w:rPr>
-              <w:t>3.3 接入大模型（可选）</w:t>
+              <w:t>3.2 五步上手</w:t>
             </w:r>
             <w:r>
               <w:tab/>
@@ -760,41 +760,6 @@
             </w:r>
             <w:r>
               <w:instrText xml:space="preserve"> PAGEREF _Toc100015 \h </w:instrText>
-            </w:r>
-            <w:r>
-              <w:fldChar w:fldCharType="separate"/>
-            </w:r>
-            <w:r>
-              <w:t>7</w:t>
-            </w:r>
-            <w:r>
-              <w:fldChar w:fldCharType="end"/>
-            </w:r>
-          </w:hyperlink>
-        </w:p>
-        <w:p>
-          <w:pPr>
-            <w:pStyle w:val="9"/>
-            <w:tabs>
-              <w:tab w:val="right" w:leader="dot" w:pos="9026"/>
-            </w:tabs>
-            <w:spacing w:before="120" w:after="60"/>
-          </w:pPr>
-          <w:hyperlink w:anchor="_Toc100016" w:history="1">
-            <w:r>
-              <w:rPr>
-                <w:rStyle w:val="Hyperlink"/>
-              </w:rPr>
-              <w:t>四、技术架构</w:t>
-            </w:r>
-            <w:r>
-              <w:tab/>
-            </w:r>
-            <w:r>
-              <w:fldChar w:fldCharType="begin"/>
-            </w:r>
-            <w:r>
-              <w:instrText xml:space="preserve"> PAGEREF _Toc100016 \h </w:instrText>
             </w:r>
             <w:r>
               <w:fldChar w:fldCharType="separate"/>
@@ -816,12 +781,47 @@
             </w:tabs>
             <w:spacing w:before="120" w:after="60"/>
           </w:pPr>
+          <w:hyperlink w:anchor="_Toc100016" w:history="1">
+            <w:r>
+              <w:rPr>
+                <w:rStyle w:val="Hyperlink"/>
+              </w:rPr>
+              <w:t>3.3 接入大模型（可选）</w:t>
+            </w:r>
+            <w:r>
+              <w:tab/>
+            </w:r>
+            <w:r>
+              <w:fldChar w:fldCharType="begin"/>
+            </w:r>
+            <w:r>
+              <w:instrText xml:space="preserve"> PAGEREF _Toc100016 \h </w:instrText>
+            </w:r>
+            <w:r>
+              <w:fldChar w:fldCharType="separate"/>
+            </w:r>
+            <w:r>
+              <w:t>7</w:t>
+            </w:r>
+            <w:r>
+              <w:fldChar w:fldCharType="end"/>
+            </w:r>
+          </w:hyperlink>
+        </w:p>
+        <w:p>
+          <w:pPr>
+            <w:pStyle w:val="9"/>
+            <w:tabs>
+              <w:tab w:val="right" w:leader="dot" w:pos="9026"/>
+            </w:tabs>
+            <w:spacing w:before="120" w:after="60"/>
+          </w:pPr>
           <w:hyperlink w:anchor="_Toc100017" w:history="1">
             <w:r>
               <w:rPr>
                 <w:rStyle w:val="Hyperlink"/>
               </w:rPr>
-              <w:t>4.1 双引擎架构</w:t>
+              <w:t>四、技术架构</w:t>
             </w:r>
             <w:r>
               <w:tab/>
@@ -836,7 +836,7 @@
               <w:fldChar w:fldCharType="separate"/>
             </w:r>
             <w:r>
-              <w:t>7</w:t>
+              <w:t>8</w:t>
             </w:r>
             <w:r>
               <w:fldChar w:fldCharType="end"/>
@@ -857,7 +857,7 @@
               <w:rPr>
                 <w:rStyle w:val="Hyperlink"/>
               </w:rPr>
-              <w:t>4.2 反幻觉三层防线</w:t>
+              <w:t>4.1 双引擎架构</w:t>
             </w:r>
             <w:r>
               <w:tab/>
@@ -893,7 +893,7 @@
               <w:rPr>
                 <w:rStyle w:val="Hyperlink"/>
               </w:rPr>
-              <w:t>4.3 质量保障</w:t>
+              <w:t>4.2 反幻觉三层防线</w:t>
             </w:r>
             <w:r>
               <w:tab/>
@@ -929,7 +929,7 @@
               <w:rPr>
                 <w:rStyle w:val="Hyperlink"/>
               </w:rPr>
-              <w:t>4.4 文件结构</w:t>
+              <w:t>4.3 质量保障</w:t>
             </w:r>
             <w:r>
               <w:tab/>
@@ -953,7 +953,8 @@
         </w:p>
         <w:p>
           <w:pPr>
-            <w:pStyle w:val="9"/>
+            <w:pStyle w:val="11"/>
+            <w:ind w:left="360"/>
             <w:tabs>
               <w:tab w:val="right" w:leader="dot" w:pos="9026"/>
             </w:tabs>
@@ -964,7 +965,7 @@
               <w:rPr>
                 <w:rStyle w:val="Hyperlink"/>
               </w:rPr>
-              <w:t>五、版本历史</w:t>
+              <w:t>4.4 文件结构</w:t>
             </w:r>
             <w:r>
               <w:tab/>
@@ -999,7 +1000,7 @@
               <w:rPr>
                 <w:rStyle w:val="Hyperlink"/>
               </w:rPr>
-              <w:t>六、合规与免责声明</w:t>
+              <w:t>五、版本历史</w:t>
             </w:r>
             <w:r>
               <w:tab/>
@@ -1034,6 +1035,41 @@
               <w:rPr>
                 <w:rStyle w:val="Hyperlink"/>
               </w:rPr>
+              <w:t>六、合规与免责声明</w:t>
+            </w:r>
+            <w:r>
+              <w:tab/>
+            </w:r>
+            <w:r>
+              <w:fldChar w:fldCharType="begin"/>
+            </w:r>
+            <w:r>
+              <w:instrText xml:space="preserve"> PAGEREF _Toc100023 \h </w:instrText>
+            </w:r>
+            <w:r>
+              <w:fldChar w:fldCharType="separate"/>
+            </w:r>
+            <w:r>
+              <w:t>9</w:t>
+            </w:r>
+            <w:r>
+              <w:fldChar w:fldCharType="end"/>
+            </w:r>
+          </w:hyperlink>
+        </w:p>
+        <w:p>
+          <w:pPr>
+            <w:pStyle w:val="9"/>
+            <w:tabs>
+              <w:tab w:val="right" w:leader="dot" w:pos="9026"/>
+            </w:tabs>
+            <w:spacing w:before="120" w:after="60"/>
+          </w:pPr>
+          <w:hyperlink w:anchor="_Toc100024" w:history="1">
+            <w:r>
+              <w:rPr>
+                <w:rStyle w:val="Hyperlink"/>
+              </w:rPr>
               <w:t>七、常见问题</w:t>
             </w:r>
             <w:r>
@@ -1043,13 +1079,13 @@
               <w:fldChar w:fldCharType="begin"/>
             </w:r>
             <w:r>
-              <w:instrText xml:space="preserve"> PAGEREF _Toc100023 \h </w:instrText>
+              <w:instrText xml:space="preserve"> PAGEREF _Toc100024 \h </w:instrText>
             </w:r>
             <w:r>
               <w:fldChar w:fldCharType="separate"/>
             </w:r>
             <w:r>
-              <w:t>9</w:t>
+              <w:t>10</w:t>
             </w:r>
             <w:r>
               <w:fldChar w:fldCharType="end"/>
@@ -2378,9 +2414,43 @@
           <w:sz w:val="26"/>
           <w:szCs w:val="26"/>
         </w:rPr>
-        <w:t xml:space="preserve">2.8 其他功能一览</w:t>
+        <w:t xml:space="preserve">2.8 采购文件导入与对比雷达图（v2.1/v2.1.1）</w:t>
       </w:r>
       <w:bookmarkEnd w:id="100011"/>
+    </w:p>
+    <w:p>
+      <w:pPr>
+        <w:spacing w:after="80" w:line="312"/>
+        <w:ind w:firstLine="420"/>
+        <w:jc w:val="both"/>
+      </w:pPr>
+      <w:r>
+        <w:rPr>
+          <w:color w:val="182030"/>
+          <w:sz w:val="24"/>
+          <w:szCs w:val="24"/>
+        </w:rPr>
+        <w:t xml:space="preserve">采购文件PDF导入：拖入招标文件附件PDF，本地pdf.js解析（不上传服务器）自动定位技术参数章节并附加到公告区，参数不再需要手动复制粘贴；扫描件诚实提示无法解析。A/B对比雷达图：两台设备在共同参数维度上的多边形叠加，形状差异一眼可见。</w:t>
+      </w:r>
+    </w:p>
+    <w:p>
+      <w:pPr>
+        <w:pStyle w:val="Heading2"/>
+        <w:spacing w:after="120" w:before="280"/>
+      </w:pPr>
+      <w:bookmarkStart w:id="100012" w:name="_Toc100012"/>
+      <w:r>
+        <w:rPr>
+          <w:rFonts w:ascii="Arial" w:eastAsia="Microsoft YaHei"/>
+          <w:b/>
+          <w:bCs/>
+          <w:color w:val="1284BA"/>
+          <w:sz w:val="26"/>
+          <w:szCs w:val="26"/>
+        </w:rPr>
+        <w:t xml:space="preserve">2.9 其他功能一览</w:t>
+      </w:r>
+      <w:bookmarkEnd w:id="100012"/>
     </w:p>
     <w:tbl>
       <w:tblPr>
@@ -3277,7 +3347,7 @@
         <w:pStyle w:val="Heading1"/>
         <w:spacing w:after="160" w:before="400"/>
       </w:pPr>
-      <w:bookmarkStart w:id="100012" w:name="_Toc100012"/>
+      <w:bookmarkStart w:id="100013" w:name="_Toc100013"/>
       <w:r>
         <w:rPr>
           <w:rFonts w:ascii="Arial" w:eastAsia="Microsoft YaHei"/>
@@ -3289,14 +3359,14 @@
         </w:rPr>
         <w:t xml:space="preserve">三、使用指南</w:t>
       </w:r>
-      <w:bookmarkEnd w:id="100012"/>
+      <w:bookmarkEnd w:id="100013"/>
     </w:p>
     <w:p>
       <w:pPr>
         <w:pStyle w:val="Heading2"/>
         <w:spacing w:after="120" w:before="280"/>
       </w:pPr>
-      <w:bookmarkStart w:id="100013" w:name="_Toc100013"/>
+      <w:bookmarkStart w:id="100014" w:name="_Toc100014"/>
       <w:r>
         <w:rPr>
           <w:rFonts w:ascii="Arial" w:eastAsia="Microsoft YaHei"/>
@@ -3308,7 +3378,7 @@
         </w:rPr>
         <w:t xml:space="preserve">3.1 三种运行方式</w:t>
       </w:r>
-      <w:bookmarkEnd w:id="100013"/>
+      <w:bookmarkEnd w:id="100014"/>
     </w:p>
     <w:p>
       <w:pPr>
@@ -3455,7 +3525,7 @@
         <w:pStyle w:val="Heading2"/>
         <w:spacing w:after="120" w:before="280"/>
       </w:pPr>
-      <w:bookmarkStart w:id="100014" w:name="_Toc100014"/>
+      <w:bookmarkStart w:id="100015" w:name="_Toc100015"/>
       <w:r>
         <w:rPr>
           <w:rFonts w:ascii="Arial" w:eastAsia="Microsoft YaHei"/>
@@ -3467,7 +3537,7 @@
         </w:rPr>
         <w:t xml:space="preserve">3.2 五步上手</w:t>
       </w:r>
-      <w:bookmarkEnd w:id="100014"/>
+      <w:bookmarkEnd w:id="100015"/>
     </w:p>
     <w:tbl>
       <w:tblPr>
@@ -4132,7 +4202,7 @@
         <w:pStyle w:val="Heading2"/>
         <w:spacing w:after="120" w:before="280"/>
       </w:pPr>
-      <w:bookmarkStart w:id="100015" w:name="_Toc100015"/>
+      <w:bookmarkStart w:id="100016" w:name="_Toc100016"/>
       <w:r>
         <w:rPr>
           <w:rFonts w:ascii="Arial" w:eastAsia="Microsoft YaHei"/>
@@ -4144,7 +4214,7 @@
         </w:rPr>
         <w:t xml:space="preserve">3.3 接入大模型（可选）</w:t>
       </w:r>
-      <w:bookmarkEnd w:id="100015"/>
+      <w:bookmarkEnd w:id="100016"/>
     </w:p>
     <w:p>
       <w:pPr>
@@ -4171,7 +4241,7 @@
         <w:pStyle w:val="Heading1"/>
         <w:spacing w:after="160" w:before="400"/>
       </w:pPr>
-      <w:bookmarkStart w:id="100016" w:name="_Toc100016"/>
+      <w:bookmarkStart w:id="100017" w:name="_Toc100017"/>
       <w:r>
         <w:rPr>
           <w:rFonts w:ascii="Arial" w:eastAsia="Microsoft YaHei"/>
@@ -4183,14 +4253,14 @@
         </w:rPr>
         <w:t xml:space="preserve">四、技术架构</w:t>
       </w:r>
-      <w:bookmarkEnd w:id="100016"/>
+      <w:bookmarkEnd w:id="100017"/>
     </w:p>
     <w:p>
       <w:pPr>
         <w:pStyle w:val="Heading2"/>
         <w:spacing w:after="120" w:before="280"/>
       </w:pPr>
-      <w:bookmarkStart w:id="100017" w:name="_Toc100017"/>
+      <w:bookmarkStart w:id="100018" w:name="_Toc100018"/>
       <w:r>
         <w:rPr>
           <w:rFonts w:ascii="Arial" w:eastAsia="Microsoft YaHei"/>
@@ -4202,7 +4272,7 @@
         </w:rPr>
         <w:t xml:space="preserve">4.1 双引擎架构</w:t>
       </w:r>
-      <w:bookmarkEnd w:id="100017"/>
+      <w:bookmarkEnd w:id="100018"/>
     </w:p>
     <w:p>
       <w:pPr>
@@ -4224,7 +4294,7 @@
         <w:pStyle w:val="Heading2"/>
         <w:spacing w:after="120" w:before="280"/>
       </w:pPr>
-      <w:bookmarkStart w:id="100018" w:name="_Toc100018"/>
+      <w:bookmarkStart w:id="100019" w:name="_Toc100019"/>
       <w:r>
         <w:rPr>
           <w:rFonts w:ascii="Arial" w:eastAsia="Microsoft YaHei"/>
@@ -4236,7 +4306,7 @@
         </w:rPr>
         <w:t xml:space="preserve">4.2 反幻觉三层防线</w:t>
       </w:r>
-      <w:bookmarkEnd w:id="100018"/>
+      <w:bookmarkEnd w:id="100019"/>
     </w:p>
     <w:p>
       <w:pPr>
@@ -4348,7 +4418,7 @@
         <w:pStyle w:val="Heading2"/>
         <w:spacing w:after="120" w:before="280"/>
       </w:pPr>
-      <w:bookmarkStart w:id="100019" w:name="_Toc100019"/>
+      <w:bookmarkStart w:id="100020" w:name="_Toc100020"/>
       <w:r>
         <w:rPr>
           <w:rFonts w:ascii="Arial" w:eastAsia="Microsoft YaHei"/>
@@ -4360,7 +4430,7 @@
         </w:rPr>
         <w:t xml:space="preserve">4.3 质量保障</w:t>
       </w:r>
-      <w:bookmarkEnd w:id="100019"/>
+      <w:bookmarkEnd w:id="100020"/>
     </w:p>
     <w:p>
       <w:pPr>
@@ -4374,7 +4444,7 @@
           <w:sz w:val="24"/>
           <w:szCs w:val="24"/>
         </w:rPr>
-        <w:t xml:space="preserve">引擎配套 133 项自动化回归测试（tests/engine.test.js），覆盖四个演示场景（装载机、挖掘机、起重机、泵车）、单位换算边界、★定位精确性、权重配置、HTML 报告转义防注入与乱输入鲁棒性。全量测试可通过 node tests/engine.test.js 一键复跑。</w:t>
+        <w:t xml:space="preserve">引擎配套 140 项自动化回归测试（含黄金快照面级回归）（tests/engine.test.js），覆盖四个演示场景（装载机、挖掘机、起重机、泵车）、单位换算边界、★定位精确性、权重配置、HTML 报告转义防注入与乱输入鲁棒性。全量测试可通过 node tests/engine.test.js 与 node tests/golden.test.js 一键复跑。</w:t>
       </w:r>
     </w:p>
     <w:p>
@@ -4382,7 +4452,7 @@
         <w:pStyle w:val="Heading2"/>
         <w:spacing w:after="120" w:before="280"/>
       </w:pPr>
-      <w:bookmarkStart w:id="100020" w:name="_Toc100020"/>
+      <w:bookmarkStart w:id="100021" w:name="_Toc100021"/>
       <w:r>
         <w:rPr>
           <w:rFonts w:ascii="Arial" w:eastAsia="Microsoft YaHei"/>
@@ -4394,7 +4464,7 @@
         </w:rPr>
         <w:t xml:space="preserve">4.4 文件结构</w:t>
       </w:r>
-      <w:bookmarkEnd w:id="100020"/>
+      <w:bookmarkEnd w:id="100021"/>
     </w:p>
     <w:tbl>
       <w:tblPr>
@@ -4693,7 +4763,7 @@
                 <w:sz w:val="20"/>
                 <w:szCs w:val="20"/>
               </w:rPr>
-              <w:t xml:space="preserve">133 项自动化回归测试</w:t>
+              <w:t xml:space="preserve">140 项自动化回归测试</w:t>
             </w:r>
           </w:p>
         </w:tc>
@@ -4865,7 +4935,7 @@
         <w:pStyle w:val="Heading1"/>
         <w:spacing w:after="160" w:before="400"/>
       </w:pPr>
-      <w:bookmarkStart w:id="100021" w:name="_Toc100021"/>
+      <w:bookmarkStart w:id="100022" w:name="_Toc100022"/>
       <w:r>
         <w:rPr>
           <w:rFonts w:ascii="Arial" w:eastAsia="Microsoft YaHei"/>
@@ -4877,7 +4947,7 @@
         </w:rPr>
         <w:t xml:space="preserve">五、版本历史</w:t>
       </w:r>
-      <w:bookmarkEnd w:id="100021"/>
+      <w:bookmarkEnd w:id="100022"/>
     </w:p>
     <w:tbl>
       <w:tblPr>
@@ -5678,6 +5748,148 @@
           </w:p>
         </w:tc>
       </w:tr>
+      <w:tr>
+        <w:trPr>
+          <w:cantSplit/>
+        </w:trPr>
+        <w:tc>
+          <w:tcPr>
+            <w:tcBorders>
+              <w:top w:val="single" w:color="D8E4EC" w:sz="4"/>
+              <w:left w:val="single" w:color="D8E4EC" w:sz="4"/>
+              <w:bottom w:val="single" w:color="D8E4EC" w:sz="4"/>
+              <w:right w:val="single" w:color="D8E4EC" w:sz="4"/>
+            </w:tcBorders>
+            <w:shd w:fill="FFFFFF" w:val="clear"/>
+            <w:tcMar>
+              <w:top w:type="dxa" w:w="80"/>
+              <w:left w:type="dxa" w:w="120"/>
+              <w:bottom w:type="dxa" w:w="80"/>
+              <w:right w:type="dxa" w:w="120"/>
+            </w:tcMar>
+          </w:tcPr>
+          <w:p>
+            <w:pPr>
+              <w:spacing w:line="276"/>
+              <w:jc w:val="left"/>
+            </w:pPr>
+            <w:r>
+              <w:rPr>
+                <w:b w:val="false"/>
+                <w:bCs w:val="false"/>
+                <w:color w:val="182030"/>
+                <w:sz w:val="20"/>
+                <w:szCs w:val="20"/>
+              </w:rPr>
+              <w:t xml:space="preserve">v2.1.1</w:t>
+            </w:r>
+          </w:p>
+        </w:tc>
+        <w:tc>
+          <w:tcPr>
+            <w:tcBorders>
+              <w:top w:val="single" w:color="D8E4EC" w:sz="4"/>
+              <w:left w:val="single" w:color="D8E4EC" w:sz="4"/>
+              <w:bottom w:val="single" w:color="D8E4EC" w:sz="4"/>
+              <w:right w:val="single" w:color="D8E4EC" w:sz="4"/>
+            </w:tcBorders>
+            <w:shd w:fill="FFFFFF" w:val="clear"/>
+            <w:tcMar>
+              <w:top w:type="dxa" w:w="80"/>
+              <w:left w:type="dxa" w:w="120"/>
+              <w:bottom w:type="dxa" w:w="80"/>
+              <w:right w:type="dxa" w:w="120"/>
+            </w:tcMar>
+          </w:tcPr>
+          <w:p>
+            <w:pPr>
+              <w:spacing w:line="276"/>
+              <w:jc w:val="left"/>
+            </w:pPr>
+            <w:r>
+              <w:rPr>
+                <w:b w:val="false"/>
+                <w:bCs w:val="false"/>
+                <w:color w:val="182030"/>
+                <w:sz w:val="20"/>
+                <w:szCs w:val="20"/>
+              </w:rPr>
+              <w:t xml:space="preserve">导出置信列对齐、报告指纹尾注、资产包导入导出、破坏性操作二次确认</w:t>
+            </w:r>
+          </w:p>
+        </w:tc>
+      </w:tr>
+      <w:tr>
+        <w:trPr>
+          <w:cantSplit/>
+        </w:trPr>
+        <w:tc>
+          <w:tcPr>
+            <w:tcBorders>
+              <w:top w:val="single" w:color="D8E4EC" w:sz="4"/>
+              <w:left w:val="single" w:color="D8E4EC" w:sz="4"/>
+              <w:bottom w:val="single" w:color="D8E4EC" w:sz="4"/>
+              <w:right w:val="single" w:color="D8E4EC" w:sz="4"/>
+            </w:tcBorders>
+            <w:shd w:fill="EDF4F9" w:val="clear"/>
+            <w:tcMar>
+              <w:top w:type="dxa" w:w="80"/>
+              <w:left w:type="dxa" w:w="120"/>
+              <w:bottom w:type="dxa" w:w="80"/>
+              <w:right w:type="dxa" w:w="120"/>
+            </w:tcMar>
+          </w:tcPr>
+          <w:p>
+            <w:pPr>
+              <w:spacing w:line="276"/>
+              <w:jc w:val="left"/>
+            </w:pPr>
+            <w:r>
+              <w:rPr>
+                <w:b w:val="false"/>
+                <w:bCs w:val="false"/>
+                <w:color w:val="182030"/>
+                <w:sz w:val="20"/>
+                <w:szCs w:val="20"/>
+              </w:rPr>
+              <w:t xml:space="preserve">v2.1</w:t>
+            </w:r>
+          </w:p>
+        </w:tc>
+        <w:tc>
+          <w:tcPr>
+            <w:tcBorders>
+              <w:top w:val="single" w:color="D8E4EC" w:sz="4"/>
+              <w:left w:val="single" w:color="D8E4EC" w:sz="4"/>
+              <w:bottom w:val="single" w:color="D8E4EC" w:sz="4"/>
+              <w:right w:val="single" w:color="D8E4EC" w:sz="4"/>
+            </w:tcBorders>
+            <w:shd w:fill="EDF4F9" w:val="clear"/>
+            <w:tcMar>
+              <w:top w:type="dxa" w:w="80"/>
+              <w:left w:type="dxa" w:w="120"/>
+              <w:bottom w:type="dxa" w:w="80"/>
+              <w:right w:type="dxa" w:w="120"/>
+            </w:tcMar>
+          </w:tcPr>
+          <w:p>
+            <w:pPr>
+              <w:spacing w:line="276"/>
+              <w:jc w:val="left"/>
+            </w:pPr>
+            <w:r>
+              <w:rPr>
+                <w:b w:val="false"/>
+                <w:bCs w:val="false"/>
+                <w:color w:val="182030"/>
+                <w:sz w:val="20"/>
+                <w:szCs w:val="20"/>
+              </w:rPr>
+              <w:t xml:space="preserve">采购文件PDF导入（本地pdf.js解析+章节定位）、A/B对比雷达图、黄金快照测试、CI双测试</w:t>
+            </w:r>
+          </w:p>
+        </w:tc>
+      </w:tr>
     </w:tbl>
     <w:p>
       <w:pPr>
@@ -5698,7 +5910,7 @@
         <w:pStyle w:val="Heading1"/>
         <w:spacing w:after="160" w:before="400"/>
       </w:pPr>
-      <w:bookmarkStart w:id="100022" w:name="_Toc100022"/>
+      <w:bookmarkStart w:id="100023" w:name="_Toc100023"/>
       <w:r>
         <w:rPr>
           <w:rFonts w:ascii="Arial" w:eastAsia="Microsoft YaHei"/>
@@ -5710,7 +5922,7 @@
         </w:rPr>
         <w:t xml:space="preserve">六、合规与免责声明</w:t>
       </w:r>
-      <w:bookmarkEnd w:id="100022"/>
+      <w:bookmarkEnd w:id="100023"/>
     </w:p>
     <w:p>
       <w:pPr>
@@ -5732,7 +5944,7 @@
         <w:pStyle w:val="Heading1"/>
         <w:spacing w:after="160" w:before="400"/>
       </w:pPr>
-      <w:bookmarkStart w:id="100023" w:name="_Toc100023"/>
+      <w:bookmarkStart w:id="100024" w:name="_Toc100024"/>
       <w:r>
         <w:rPr>
           <w:rFonts w:ascii="Arial" w:eastAsia="Microsoft YaHei"/>
@@ -5744,7 +5956,7 @@
         </w:rPr>
         <w:t xml:space="preserve">七、常见问题</w:t>
       </w:r>
-      <w:bookmarkEnd w:id="100023"/>
+      <w:bookmarkEnd w:id="100024"/>
     </w:p>
     <w:tbl>
       <w:tblPr>

--- a/docs/Product-Guide-BidPilot.docx
+++ b/docs/Product-Guide-BidPilot.docx
@@ -191,906 +191,9 @@
         <w:p>
           <w:r>
             <w:fldChar w:fldCharType="begin" w:dirty="true"/>
-          </w:r>
-          <w:r>
             <w:instrText xml:space="preserve">TOC \h \o "1-2"</w:instrText>
-          </w:r>
-          <w:r>
             <w:fldChar w:fldCharType="separate"/>
           </w:r>
-        </w:p>
-        <w:p>
-          <w:pPr>
-            <w:pStyle w:val="9"/>
-            <w:tabs>
-              <w:tab w:val="right" w:leader="dot" w:pos="9026"/>
-            </w:tabs>
-            <w:spacing w:before="120" w:after="60"/>
-          </w:pPr>
-          <w:hyperlink w:anchor="_Toc100000" w:history="1">
-            <w:r>
-              <w:rPr>
-                <w:rStyle w:val="Hyperlink"/>
-              </w:rPr>
-              <w:t>一、产品概述</w:t>
-            </w:r>
-            <w:r>
-              <w:tab/>
-            </w:r>
-            <w:r>
-              <w:fldChar w:fldCharType="begin"/>
-            </w:r>
-            <w:r>
-              <w:instrText xml:space="preserve"> PAGEREF _Toc100000 \h </w:instrText>
-            </w:r>
-            <w:r>
-              <w:fldChar w:fldCharType="separate"/>
-            </w:r>
-            <w:r>
-              <w:t>1</w:t>
-            </w:r>
-            <w:r>
-              <w:fldChar w:fldCharType="end"/>
-            </w:r>
-          </w:hyperlink>
-        </w:p>
-        <w:p>
-          <w:pPr>
-            <w:pStyle w:val="11"/>
-            <w:ind w:left="360"/>
-            <w:tabs>
-              <w:tab w:val="right" w:leader="dot" w:pos="9026"/>
-            </w:tabs>
-            <w:spacing w:before="120" w:after="60"/>
-          </w:pPr>
-          <w:hyperlink w:anchor="_Toc100001" w:history="1">
-            <w:r>
-              <w:rPr>
-                <w:rStyle w:val="Hyperlink"/>
-              </w:rPr>
-              <w:t>1.1 核心价值主张</w:t>
-            </w:r>
-            <w:r>
-              <w:tab/>
-            </w:r>
-            <w:r>
-              <w:fldChar w:fldCharType="begin"/>
-            </w:r>
-            <w:r>
-              <w:instrText xml:space="preserve"> PAGEREF _Toc100001 \h </w:instrText>
-            </w:r>
-            <w:r>
-              <w:fldChar w:fldCharType="separate"/>
-            </w:r>
-            <w:r>
-              <w:t>2</w:t>
-            </w:r>
-            <w:r>
-              <w:fldChar w:fldCharType="end"/>
-            </w:r>
-          </w:hyperlink>
-        </w:p>
-        <w:p>
-          <w:pPr>
-            <w:pStyle w:val="11"/>
-            <w:ind w:left="360"/>
-            <w:tabs>
-              <w:tab w:val="right" w:leader="dot" w:pos="9026"/>
-            </w:tabs>
-            <w:spacing w:before="120" w:after="60"/>
-          </w:pPr>
-          <w:hyperlink w:anchor="_Toc100002" w:history="1">
-            <w:r>
-              <w:rPr>
-                <w:rStyle w:val="Hyperlink"/>
-              </w:rPr>
-              <w:t>1.2 适用场景与用户</w:t>
-            </w:r>
-            <w:r>
-              <w:tab/>
-            </w:r>
-            <w:r>
-              <w:fldChar w:fldCharType="begin"/>
-            </w:r>
-            <w:r>
-              <w:instrText xml:space="preserve"> PAGEREF _Toc100002 \h </w:instrText>
-            </w:r>
-            <w:r>
-              <w:fldChar w:fldCharType="separate"/>
-            </w:r>
-            <w:r>
-              <w:t>2</w:t>
-            </w:r>
-            <w:r>
-              <w:fldChar w:fldCharType="end"/>
-            </w:r>
-          </w:hyperlink>
-        </w:p>
-        <w:p>
-          <w:pPr>
-            <w:pStyle w:val="9"/>
-            <w:tabs>
-              <w:tab w:val="right" w:leader="dot" w:pos="9026"/>
-            </w:tabs>
-            <w:spacing w:before="120" w:after="60"/>
-          </w:pPr>
-          <w:hyperlink w:anchor="_Toc100003" w:history="1">
-            <w:r>
-              <w:rPr>
-                <w:rStyle w:val="Hyperlink"/>
-              </w:rPr>
-              <w:t>二、功能详解</w:t>
-            </w:r>
-            <w:r>
-              <w:tab/>
-            </w:r>
-            <w:r>
-              <w:fldChar w:fldCharType="begin"/>
-            </w:r>
-            <w:r>
-              <w:instrText xml:space="preserve"> PAGEREF _Toc100003 \h </w:instrText>
-            </w:r>
-            <w:r>
-              <w:fldChar w:fldCharType="separate"/>
-            </w:r>
-            <w:r>
-              <w:t>3</w:t>
-            </w:r>
-            <w:r>
-              <w:fldChar w:fldCharType="end"/>
-            </w:r>
-          </w:hyperlink>
-        </w:p>
-        <w:p>
-          <w:pPr>
-            <w:pStyle w:val="11"/>
-            <w:ind w:left="360"/>
-            <w:tabs>
-              <w:tab w:val="right" w:leader="dot" w:pos="9026"/>
-            </w:tabs>
-            <w:spacing w:before="120" w:after="60"/>
-          </w:pPr>
-          <w:hyperlink w:anchor="_Toc100004" w:history="1">
-            <w:r>
-              <w:rPr>
-                <w:rStyle w:val="Hyperlink"/>
-              </w:rPr>
-              <w:t>2.1 四大核心输出</w:t>
-            </w:r>
-            <w:r>
-              <w:tab/>
-            </w:r>
-            <w:r>
-              <w:fldChar w:fldCharType="begin"/>
-            </w:r>
-            <w:r>
-              <w:instrText xml:space="preserve"> PAGEREF _Toc100004 \h </w:instrText>
-            </w:r>
-            <w:r>
-              <w:fldChar w:fldCharType="separate"/>
-            </w:r>
-            <w:r>
-              <w:t>3</w:t>
-            </w:r>
-            <w:r>
-              <w:fldChar w:fldCharType="end"/>
-            </w:r>
-          </w:hyperlink>
-        </w:p>
-        <w:p>
-          <w:pPr>
-            <w:pStyle w:val="11"/>
-            <w:ind w:left="360"/>
-            <w:tabs>
-              <w:tab w:val="right" w:leader="dot" w:pos="9026"/>
-            </w:tabs>
-            <w:spacing w:before="120" w:after="60"/>
-          </w:pPr>
-          <w:hyperlink w:anchor="_Toc100005" w:history="1">
-            <w:r>
-              <w:rPr>
-                <w:rStyle w:val="Hyperlink"/>
-              </w:rPr>
-              <w:t>2.2 ★关键参数废标判定</w:t>
-            </w:r>
-            <w:r>
-              <w:tab/>
-            </w:r>
-            <w:r>
-              <w:fldChar w:fldCharType="begin"/>
-            </w:r>
-            <w:r>
-              <w:instrText xml:space="preserve"> PAGEREF _Toc100005 \h </w:instrText>
-            </w:r>
-            <w:r>
-              <w:fldChar w:fldCharType="separate"/>
-            </w:r>
-            <w:r>
-              <w:t>3</w:t>
-            </w:r>
-            <w:r>
-              <w:fldChar w:fldCharType="end"/>
-            </w:r>
-          </w:hyperlink>
-        </w:p>
-        <w:p>
-          <w:pPr>
-            <w:pStyle w:val="11"/>
-            <w:ind w:left="360"/>
-            <w:tabs>
-              <w:tab w:val="right" w:leader="dot" w:pos="9026"/>
-            </w:tabs>
-            <w:spacing w:before="120" w:after="60"/>
-          </w:pPr>
-          <w:hyperlink w:anchor="_Toc100006" w:history="1">
-            <w:r>
-              <w:rPr>
-                <w:rStyle w:val="Hyperlink"/>
-              </w:rPr>
-              <w:t>2.3 对比选型模式</w:t>
-            </w:r>
-            <w:r>
-              <w:tab/>
-            </w:r>
-            <w:r>
-              <w:fldChar w:fldCharType="begin"/>
-            </w:r>
-            <w:r>
-              <w:instrText xml:space="preserve"> PAGEREF _Toc100006 \h </w:instrText>
-            </w:r>
-            <w:r>
-              <w:fldChar w:fldCharType="separate"/>
-            </w:r>
-            <w:r>
-              <w:t>4</w:t>
-            </w:r>
-            <w:r>
-              <w:fldChar w:fldCharType="end"/>
-            </w:r>
-          </w:hyperlink>
-        </w:p>
-        <w:p>
-          <w:pPr>
-            <w:pStyle w:val="11"/>
-            <w:ind w:left="360"/>
-            <w:tabs>
-              <w:tab w:val="right" w:leader="dot" w:pos="9026"/>
-            </w:tabs>
-            <w:spacing w:before="120" w:after="60"/>
-          </w:pPr>
-          <w:hyperlink w:anchor="_Toc100007" w:history="1">
-            <w:r>
-              <w:rPr>
-                <w:rStyle w:val="Hyperlink"/>
-              </w:rPr>
-              <w:t>2.4 单位换算与口径治理</w:t>
-            </w:r>
-            <w:r>
-              <w:tab/>
-            </w:r>
-            <w:r>
-              <w:fldChar w:fldCharType="begin"/>
-            </w:r>
-            <w:r>
-              <w:instrText xml:space="preserve"> PAGEREF _Toc100007 \h </w:instrText>
-            </w:r>
-            <w:r>
-              <w:fldChar w:fldCharType="separate"/>
-            </w:r>
-            <w:r>
-              <w:t>4</w:t>
-            </w:r>
-            <w:r>
-              <w:fldChar w:fldCharType="end"/>
-            </w:r>
-          </w:hyperlink>
-        </w:p>
-        <w:p>
-          <w:pPr>
-            <w:pStyle w:val="11"/>
-            <w:ind w:left="360"/>
-            <w:tabs>
-              <w:tab w:val="right" w:leader="dot" w:pos="9026"/>
-            </w:tabs>
-            <w:spacing w:before="120" w:after="60"/>
-          </w:pPr>
-          <w:hyperlink w:anchor="_Toc100008" w:history="1">
-            <w:r>
-              <w:rPr>
-                <w:rStyle w:val="Hyperlink"/>
-              </w:rPr>
-              <w:t>2.5 公告变更检测与自定义词库（v1.6）</w:t>
-            </w:r>
-            <w:r>
-              <w:tab/>
-            </w:r>
-            <w:r>
-              <w:fldChar w:fldCharType="begin"/>
-            </w:r>
-            <w:r>
-              <w:instrText xml:space="preserve"> PAGEREF _Toc100008 \h </w:instrText>
-            </w:r>
-            <w:r>
-              <w:fldChar w:fldCharType="separate"/>
-            </w:r>
-            <w:r>
-              <w:t>4</w:t>
-            </w:r>
-            <w:r>
-              <w:fldChar w:fldCharType="end"/>
-            </w:r>
-          </w:hyperlink>
-        </w:p>
-        <w:p>
-          <w:pPr>
-            <w:pStyle w:val="11"/>
-            <w:ind w:left="360"/>
-            <w:tabs>
-              <w:tab w:val="right" w:leader="dot" w:pos="9026"/>
-            </w:tabs>
-            <w:spacing w:before="120" w:after="60"/>
-          </w:pPr>
-          <w:hyperlink w:anchor="_Toc100009" w:history="1">
-            <w:r>
-              <w:rPr>
-                <w:rStyle w:val="Hyperlink"/>
-              </w:rPr>
-              <w:t>2.6 品类覆盖与▲重要条款（v1.7）</w:t>
-            </w:r>
-            <w:r>
-              <w:tab/>
-            </w:r>
-            <w:r>
-              <w:fldChar w:fldCharType="begin"/>
-            </w:r>
-            <w:r>
-              <w:instrText xml:space="preserve"> PAGEREF _Toc100009 \h </w:instrText>
-            </w:r>
-            <w:r>
-              <w:fldChar w:fldCharType="separate"/>
-            </w:r>
-            <w:r>
-              <w:t>5</w:t>
-            </w:r>
-            <w:r>
-              <w:fldChar w:fldCharType="end"/>
-            </w:r>
-          </w:hyperlink>
-        </w:p>
-        <w:p>
-          <w:pPr>
-            <w:pStyle w:val="11"/>
-            <w:ind w:left="360"/>
-            <w:tabs>
-              <w:tab w:val="right" w:leader="dot" w:pos="9026"/>
-            </w:tabs>
-            <w:spacing w:before="120" w:after="60"/>
-          </w:pPr>
-          <w:hyperlink w:anchor="_Toc100010" w:history="1">
-            <w:r>
-              <w:rPr>
-                <w:rStyle w:val="Hyperlink"/>
-              </w:rPr>
-              <w:t>2.7 原文批注视图与置信度分级（v2.0）</w:t>
-            </w:r>
-            <w:r>
-              <w:tab/>
-            </w:r>
-            <w:r>
-              <w:fldChar w:fldCharType="begin"/>
-            </w:r>
-            <w:r>
-              <w:instrText xml:space="preserve"> PAGEREF _Toc100010 \h </w:instrText>
-            </w:r>
-            <w:r>
-              <w:fldChar w:fldCharType="separate"/>
-            </w:r>
-            <w:r>
-              <w:t>5</w:t>
-            </w:r>
-            <w:r>
-              <w:fldChar w:fldCharType="end"/>
-            </w:r>
-          </w:hyperlink>
-        </w:p>
-        <w:p>
-          <w:pPr>
-            <w:pStyle w:val="11"/>
-            <w:ind w:left="360"/>
-            <w:tabs>
-              <w:tab w:val="right" w:leader="dot" w:pos="9026"/>
-            </w:tabs>
-            <w:spacing w:before="120" w:after="60"/>
-          </w:pPr>
-          <w:hyperlink w:anchor="_Toc100011" w:history="1">
-            <w:r>
-              <w:rPr>
-                <w:rStyle w:val="Hyperlink"/>
-              </w:rPr>
-              <w:t>2.8 采购文件导入与对比雷达图（v2.1/v2.1.1）</w:t>
-            </w:r>
-            <w:r>
-              <w:tab/>
-            </w:r>
-            <w:r>
-              <w:fldChar w:fldCharType="begin"/>
-            </w:r>
-            <w:r>
-              <w:instrText xml:space="preserve"> PAGEREF _Toc100011 \h </w:instrText>
-            </w:r>
-            <w:r>
-              <w:fldChar w:fldCharType="separate"/>
-            </w:r>
-            <w:r>
-              <w:t>6</w:t>
-            </w:r>
-            <w:r>
-              <w:fldChar w:fldCharType="end"/>
-            </w:r>
-          </w:hyperlink>
-        </w:p>
-        <w:p>
-          <w:pPr>
-            <w:pStyle w:val="11"/>
-            <w:ind w:left="360"/>
-            <w:tabs>
-              <w:tab w:val="right" w:leader="dot" w:pos="9026"/>
-            </w:tabs>
-            <w:spacing w:before="120" w:after="60"/>
-          </w:pPr>
-          <w:hyperlink w:anchor="_Toc100012" w:history="1">
-            <w:r>
-              <w:rPr>
-                <w:rStyle w:val="Hyperlink"/>
-              </w:rPr>
-              <w:t>2.9 其他功能一览</w:t>
-            </w:r>
-            <w:r>
-              <w:tab/>
-            </w:r>
-            <w:r>
-              <w:fldChar w:fldCharType="begin"/>
-            </w:r>
-            <w:r>
-              <w:instrText xml:space="preserve"> PAGEREF _Toc100012 \h </w:instrText>
-            </w:r>
-            <w:r>
-              <w:fldChar w:fldCharType="separate"/>
-            </w:r>
-            <w:r>
-              <w:t>6</w:t>
-            </w:r>
-            <w:r>
-              <w:fldChar w:fldCharType="end"/>
-            </w:r>
-          </w:hyperlink>
-        </w:p>
-        <w:p>
-          <w:pPr>
-            <w:pStyle w:val="9"/>
-            <w:tabs>
-              <w:tab w:val="right" w:leader="dot" w:pos="9026"/>
-            </w:tabs>
-            <w:spacing w:before="120" w:after="60"/>
-          </w:pPr>
-          <w:hyperlink w:anchor="_Toc100013" w:history="1">
-            <w:r>
-              <w:rPr>
-                <w:rStyle w:val="Hyperlink"/>
-              </w:rPr>
-              <w:t>三、使用指南</w:t>
-            </w:r>
-            <w:r>
-              <w:tab/>
-            </w:r>
-            <w:r>
-              <w:fldChar w:fldCharType="begin"/>
-            </w:r>
-            <w:r>
-              <w:instrText xml:space="preserve"> PAGEREF _Toc100013 \h </w:instrText>
-            </w:r>
-            <w:r>
-              <w:fldChar w:fldCharType="separate"/>
-            </w:r>
-            <w:r>
-              <w:t>6</w:t>
-            </w:r>
-            <w:r>
-              <w:fldChar w:fldCharType="end"/>
-            </w:r>
-          </w:hyperlink>
-        </w:p>
-        <w:p>
-          <w:pPr>
-            <w:pStyle w:val="11"/>
-            <w:ind w:left="360"/>
-            <w:tabs>
-              <w:tab w:val="right" w:leader="dot" w:pos="9026"/>
-            </w:tabs>
-            <w:spacing w:before="120" w:after="60"/>
-          </w:pPr>
-          <w:hyperlink w:anchor="_Toc100014" w:history="1">
-            <w:r>
-              <w:rPr>
-                <w:rStyle w:val="Hyperlink"/>
-              </w:rPr>
-              <w:t>3.1 三种运行方式</w:t>
-            </w:r>
-            <w:r>
-              <w:tab/>
-            </w:r>
-            <w:r>
-              <w:fldChar w:fldCharType="begin"/>
-            </w:r>
-            <w:r>
-              <w:instrText xml:space="preserve"> PAGEREF _Toc100014 \h </w:instrText>
-            </w:r>
-            <w:r>
-              <w:fldChar w:fldCharType="separate"/>
-            </w:r>
-            <w:r>
-              <w:t>6</w:t>
-            </w:r>
-            <w:r>
-              <w:fldChar w:fldCharType="end"/>
-            </w:r>
-          </w:hyperlink>
-        </w:p>
-        <w:p>
-          <w:pPr>
-            <w:pStyle w:val="11"/>
-            <w:ind w:left="360"/>
-            <w:tabs>
-              <w:tab w:val="right" w:leader="dot" w:pos="9026"/>
-            </w:tabs>
-            <w:spacing w:before="120" w:after="60"/>
-          </w:pPr>
-          <w:hyperlink w:anchor="_Toc100015" w:history="1">
-            <w:r>
-              <w:rPr>
-                <w:rStyle w:val="Hyperlink"/>
-              </w:rPr>
-              <w:t>3.2 五步上手</w:t>
-            </w:r>
-            <w:r>
-              <w:tab/>
-            </w:r>
-            <w:r>
-              <w:fldChar w:fldCharType="begin"/>
-            </w:r>
-            <w:r>
-              <w:instrText xml:space="preserve"> PAGEREF _Toc100015 \h </w:instrText>
-            </w:r>
-            <w:r>
-              <w:fldChar w:fldCharType="separate"/>
-            </w:r>
-            <w:r>
-              <w:t>7</w:t>
-            </w:r>
-            <w:r>
-              <w:fldChar w:fldCharType="end"/>
-            </w:r>
-          </w:hyperlink>
-        </w:p>
-        <w:p>
-          <w:pPr>
-            <w:pStyle w:val="11"/>
-            <w:ind w:left="360"/>
-            <w:tabs>
-              <w:tab w:val="right" w:leader="dot" w:pos="9026"/>
-            </w:tabs>
-            <w:spacing w:before="120" w:after="60"/>
-          </w:pPr>
-          <w:hyperlink w:anchor="_Toc100016" w:history="1">
-            <w:r>
-              <w:rPr>
-                <w:rStyle w:val="Hyperlink"/>
-              </w:rPr>
-              <w:t>3.3 接入大模型（可选）</w:t>
-            </w:r>
-            <w:r>
-              <w:tab/>
-            </w:r>
-            <w:r>
-              <w:fldChar w:fldCharType="begin"/>
-            </w:r>
-            <w:r>
-              <w:instrText xml:space="preserve"> PAGEREF _Toc100016 \h </w:instrText>
-            </w:r>
-            <w:r>
-              <w:fldChar w:fldCharType="separate"/>
-            </w:r>
-            <w:r>
-              <w:t>7</w:t>
-            </w:r>
-            <w:r>
-              <w:fldChar w:fldCharType="end"/>
-            </w:r>
-          </w:hyperlink>
-        </w:p>
-        <w:p>
-          <w:pPr>
-            <w:pStyle w:val="9"/>
-            <w:tabs>
-              <w:tab w:val="right" w:leader="dot" w:pos="9026"/>
-            </w:tabs>
-            <w:spacing w:before="120" w:after="60"/>
-          </w:pPr>
-          <w:hyperlink w:anchor="_Toc100017" w:history="1">
-            <w:r>
-              <w:rPr>
-                <w:rStyle w:val="Hyperlink"/>
-              </w:rPr>
-              <w:t>四、技术架构</w:t>
-            </w:r>
-            <w:r>
-              <w:tab/>
-            </w:r>
-            <w:r>
-              <w:fldChar w:fldCharType="begin"/>
-            </w:r>
-            <w:r>
-              <w:instrText xml:space="preserve"> PAGEREF _Toc100017 \h </w:instrText>
-            </w:r>
-            <w:r>
-              <w:fldChar w:fldCharType="separate"/>
-            </w:r>
-            <w:r>
-              <w:t>8</w:t>
-            </w:r>
-            <w:r>
-              <w:fldChar w:fldCharType="end"/>
-            </w:r>
-          </w:hyperlink>
-        </w:p>
-        <w:p>
-          <w:pPr>
-            <w:pStyle w:val="11"/>
-            <w:ind w:left="360"/>
-            <w:tabs>
-              <w:tab w:val="right" w:leader="dot" w:pos="9026"/>
-            </w:tabs>
-            <w:spacing w:before="120" w:after="60"/>
-          </w:pPr>
-          <w:hyperlink w:anchor="_Toc100018" w:history="1">
-            <w:r>
-              <w:rPr>
-                <w:rStyle w:val="Hyperlink"/>
-              </w:rPr>
-              <w:t>4.1 双引擎架构</w:t>
-            </w:r>
-            <w:r>
-              <w:tab/>
-            </w:r>
-            <w:r>
-              <w:fldChar w:fldCharType="begin"/>
-            </w:r>
-            <w:r>
-              <w:instrText xml:space="preserve"> PAGEREF _Toc100018 \h </w:instrText>
-            </w:r>
-            <w:r>
-              <w:fldChar w:fldCharType="separate"/>
-            </w:r>
-            <w:r>
-              <w:t>8</w:t>
-            </w:r>
-            <w:r>
-              <w:fldChar w:fldCharType="end"/>
-            </w:r>
-          </w:hyperlink>
-        </w:p>
-        <w:p>
-          <w:pPr>
-            <w:pStyle w:val="11"/>
-            <w:ind w:left="360"/>
-            <w:tabs>
-              <w:tab w:val="right" w:leader="dot" w:pos="9026"/>
-            </w:tabs>
-            <w:spacing w:before="120" w:after="60"/>
-          </w:pPr>
-          <w:hyperlink w:anchor="_Toc100019" w:history="1">
-            <w:r>
-              <w:rPr>
-                <w:rStyle w:val="Hyperlink"/>
-              </w:rPr>
-              <w:t>4.2 反幻觉三层防线</w:t>
-            </w:r>
-            <w:r>
-              <w:tab/>
-            </w:r>
-            <w:r>
-              <w:fldChar w:fldCharType="begin"/>
-            </w:r>
-            <w:r>
-              <w:instrText xml:space="preserve"> PAGEREF _Toc100019 \h </w:instrText>
-            </w:r>
-            <w:r>
-              <w:fldChar w:fldCharType="separate"/>
-            </w:r>
-            <w:r>
-              <w:t>8</w:t>
-            </w:r>
-            <w:r>
-              <w:fldChar w:fldCharType="end"/>
-            </w:r>
-          </w:hyperlink>
-        </w:p>
-        <w:p>
-          <w:pPr>
-            <w:pStyle w:val="11"/>
-            <w:ind w:left="360"/>
-            <w:tabs>
-              <w:tab w:val="right" w:leader="dot" w:pos="9026"/>
-            </w:tabs>
-            <w:spacing w:before="120" w:after="60"/>
-          </w:pPr>
-          <w:hyperlink w:anchor="_Toc100020" w:history="1">
-            <w:r>
-              <w:rPr>
-                <w:rStyle w:val="Hyperlink"/>
-              </w:rPr>
-              <w:t>4.3 质量保障</w:t>
-            </w:r>
-            <w:r>
-              <w:tab/>
-            </w:r>
-            <w:r>
-              <w:fldChar w:fldCharType="begin"/>
-            </w:r>
-            <w:r>
-              <w:instrText xml:space="preserve"> PAGEREF _Toc100020 \h </w:instrText>
-            </w:r>
-            <w:r>
-              <w:fldChar w:fldCharType="separate"/>
-            </w:r>
-            <w:r>
-              <w:t>8</w:t>
-            </w:r>
-            <w:r>
-              <w:fldChar w:fldCharType="end"/>
-            </w:r>
-          </w:hyperlink>
-        </w:p>
-        <w:p>
-          <w:pPr>
-            <w:pStyle w:val="11"/>
-            <w:ind w:left="360"/>
-            <w:tabs>
-              <w:tab w:val="right" w:leader="dot" w:pos="9026"/>
-            </w:tabs>
-            <w:spacing w:before="120" w:after="60"/>
-          </w:pPr>
-          <w:hyperlink w:anchor="_Toc100021" w:history="1">
-            <w:r>
-              <w:rPr>
-                <w:rStyle w:val="Hyperlink"/>
-              </w:rPr>
-              <w:t>4.4 文件结构</w:t>
-            </w:r>
-            <w:r>
-              <w:tab/>
-            </w:r>
-            <w:r>
-              <w:fldChar w:fldCharType="begin"/>
-            </w:r>
-            <w:r>
-              <w:instrText xml:space="preserve"> PAGEREF _Toc100021 \h </w:instrText>
-            </w:r>
-            <w:r>
-              <w:fldChar w:fldCharType="separate"/>
-            </w:r>
-            <w:r>
-              <w:t>9</w:t>
-            </w:r>
-            <w:r>
-              <w:fldChar w:fldCharType="end"/>
-            </w:r>
-          </w:hyperlink>
-        </w:p>
-        <w:p>
-          <w:pPr>
-            <w:pStyle w:val="9"/>
-            <w:tabs>
-              <w:tab w:val="right" w:leader="dot" w:pos="9026"/>
-            </w:tabs>
-            <w:spacing w:before="120" w:after="60"/>
-          </w:pPr>
-          <w:hyperlink w:anchor="_Toc100022" w:history="1">
-            <w:r>
-              <w:rPr>
-                <w:rStyle w:val="Hyperlink"/>
-              </w:rPr>
-              <w:t>五、版本历史</w:t>
-            </w:r>
-            <w:r>
-              <w:tab/>
-            </w:r>
-            <w:r>
-              <w:fldChar w:fldCharType="begin"/>
-            </w:r>
-            <w:r>
-              <w:instrText xml:space="preserve"> PAGEREF _Toc100022 \h </w:instrText>
-            </w:r>
-            <w:r>
-              <w:fldChar w:fldCharType="separate"/>
-            </w:r>
-            <w:r>
-              <w:t>9</w:t>
-            </w:r>
-            <w:r>
-              <w:fldChar w:fldCharType="end"/>
-            </w:r>
-          </w:hyperlink>
-        </w:p>
-        <w:p>
-          <w:pPr>
-            <w:pStyle w:val="9"/>
-            <w:tabs>
-              <w:tab w:val="right" w:leader="dot" w:pos="9026"/>
-            </w:tabs>
-            <w:spacing w:before="120" w:after="60"/>
-          </w:pPr>
-          <w:hyperlink w:anchor="_Toc100023" w:history="1">
-            <w:r>
-              <w:rPr>
-                <w:rStyle w:val="Hyperlink"/>
-              </w:rPr>
-              <w:t>六、合规与免责声明</w:t>
-            </w:r>
-            <w:r>
-              <w:tab/>
-            </w:r>
-            <w:r>
-              <w:fldChar w:fldCharType="begin"/>
-            </w:r>
-            <w:r>
-              <w:instrText xml:space="preserve"> PAGEREF _Toc100023 \h </w:instrText>
-            </w:r>
-            <w:r>
-              <w:fldChar w:fldCharType="separate"/>
-            </w:r>
-            <w:r>
-              <w:t>9</w:t>
-            </w:r>
-            <w:r>
-              <w:fldChar w:fldCharType="end"/>
-            </w:r>
-          </w:hyperlink>
-        </w:p>
-        <w:p>
-          <w:pPr>
-            <w:pStyle w:val="9"/>
-            <w:tabs>
-              <w:tab w:val="right" w:leader="dot" w:pos="9026"/>
-            </w:tabs>
-            <w:spacing w:before="120" w:after="60"/>
-          </w:pPr>
-          <w:hyperlink w:anchor="_Toc100024" w:history="1">
-            <w:r>
-              <w:rPr>
-                <w:rStyle w:val="Hyperlink"/>
-              </w:rPr>
-              <w:t>七、常见问题</w:t>
-            </w:r>
-            <w:r>
-              <w:tab/>
-            </w:r>
-            <w:r>
-              <w:fldChar w:fldCharType="begin"/>
-            </w:r>
-            <w:r>
-              <w:instrText xml:space="preserve"> PAGEREF _Toc100024 \h </w:instrText>
-            </w:r>
-            <w:r>
-              <w:fldChar w:fldCharType="separate"/>
-            </w:r>
-            <w:r>
-              <w:t>10</w:t>
-            </w:r>
-            <w:r>
-              <w:fldChar w:fldCharType="end"/>
-            </w:r>
-          </w:hyperlink>
         </w:p>
         <w:p>
           <w:r>
@@ -1136,7 +239,6 @@
         <w:pStyle w:val="Heading1"/>
         <w:spacing w:after="160" w:before="400"/>
       </w:pPr>
-      <w:bookmarkStart w:id="100000" w:name="_Toc100000"/>
       <w:r>
         <w:rPr>
           <w:rFonts w:ascii="Arial" w:eastAsia="Microsoft YaHei"/>
@@ -1148,7 +250,6 @@
         </w:rPr>
         <w:t xml:space="preserve">一、产品概述</w:t>
       </w:r>
-      <w:bookmarkEnd w:id="100000"/>
     </w:p>
     <w:p>
       <w:pPr>
@@ -1185,7 +286,6 @@
         <w:pStyle w:val="Heading2"/>
         <w:spacing w:after="120" w:before="280"/>
       </w:pPr>
-      <w:bookmarkStart w:id="100001" w:name="_Toc100001"/>
       <w:r>
         <w:rPr>
           <w:rFonts w:ascii="Arial" w:eastAsia="Microsoft YaHei"/>
@@ -1197,7 +297,6 @@
         </w:rPr>
         <w:t xml:space="preserve">1.1 核心价值主张</w:t>
       </w:r>
-      <w:bookmarkEnd w:id="100001"/>
     </w:p>
     <w:p>
       <w:pPr>
@@ -1344,7 +443,6 @@
         <w:pStyle w:val="Heading2"/>
         <w:spacing w:after="120" w:before="280"/>
       </w:pPr>
-      <w:bookmarkStart w:id="100002" w:name="_Toc100002"/>
       <w:r>
         <w:rPr>
           <w:rFonts w:ascii="Arial" w:eastAsia="Microsoft YaHei"/>
@@ -1356,7 +454,6 @@
         </w:rPr>
         <w:t xml:space="preserve">1.2 适用场景与用户</w:t>
       </w:r>
-      <w:bookmarkEnd w:id="100002"/>
     </w:p>
     <w:tbl>
       <w:tblPr>
@@ -1922,7 +1019,6 @@
         <w:pStyle w:val="Heading1"/>
         <w:spacing w:after="160" w:before="400"/>
       </w:pPr>
-      <w:bookmarkStart w:id="100003" w:name="_Toc100003"/>
       <w:r>
         <w:rPr>
           <w:rFonts w:ascii="Arial" w:eastAsia="Microsoft YaHei"/>
@@ -1934,14 +1030,12 @@
         </w:rPr>
         <w:t xml:space="preserve">二、功能详解</w:t>
       </w:r>
-      <w:bookmarkEnd w:id="100003"/>
     </w:p>
     <w:p>
       <w:pPr>
         <w:pStyle w:val="Heading2"/>
         <w:spacing w:after="120" w:before="280"/>
       </w:pPr>
-      <w:bookmarkStart w:id="100004" w:name="_Toc100004"/>
       <w:r>
         <w:rPr>
           <w:rFonts w:ascii="Arial" w:eastAsia="Microsoft YaHei"/>
@@ -1953,7 +1047,6 @@
         </w:rPr>
         <w:t xml:space="preserve">2.1 四大核心输出</w:t>
       </w:r>
-      <w:bookmarkEnd w:id="100004"/>
     </w:p>
     <w:p>
       <w:pPr>
@@ -2035,7 +1128,6 @@
         <w:pStyle w:val="Heading2"/>
         <w:spacing w:after="120" w:before="280"/>
       </w:pPr>
-      <w:bookmarkStart w:id="100005" w:name="_Toc100005"/>
       <w:r>
         <w:rPr>
           <w:rFonts w:ascii="Arial" w:eastAsia="Microsoft YaHei"/>
@@ -2047,7 +1139,6 @@
         </w:rPr>
         <w:t xml:space="preserve">2.2 ★关键参数废标判定</w:t>
       </w:r>
-      <w:bookmarkEnd w:id="100005"/>
     </w:p>
     <w:p>
       <w:pPr>
@@ -2129,7 +1220,6 @@
         <w:pStyle w:val="Heading2"/>
         <w:spacing w:after="120" w:before="280"/>
       </w:pPr>
-      <w:bookmarkStart w:id="100006" w:name="_Toc100006"/>
       <w:r>
         <w:rPr>
           <w:rFonts w:ascii="Arial" w:eastAsia="Microsoft YaHei"/>
@@ -2141,7 +1231,6 @@
         </w:rPr>
         <w:t xml:space="preserve">2.3 对比选型模式</w:t>
       </w:r>
-      <w:bookmarkEnd w:id="100006"/>
     </w:p>
     <w:p>
       <w:pPr>
@@ -2163,7 +1252,6 @@
         <w:pStyle w:val="Heading2"/>
         <w:spacing w:after="120" w:before="280"/>
       </w:pPr>
-      <w:bookmarkStart w:id="100007" w:name="_Toc100007"/>
       <w:r>
         <w:rPr>
           <w:rFonts w:ascii="Arial" w:eastAsia="Microsoft YaHei"/>
@@ -2175,7 +1263,6 @@
         </w:rPr>
         <w:t xml:space="preserve">2.4 单位换算与口径治理</w:t>
       </w:r>
-      <w:bookmarkEnd w:id="100007"/>
     </w:p>
     <w:p>
       <w:pPr>
@@ -2257,7 +1344,6 @@
         <w:pStyle w:val="Heading2"/>
         <w:spacing w:after="120" w:before="280"/>
       </w:pPr>
-      <w:bookmarkStart w:id="100008" w:name="_Toc100008"/>
       <w:r>
         <w:rPr>
           <w:rFonts w:ascii="Arial" w:eastAsia="Microsoft YaHei"/>
@@ -2269,7 +1355,6 @@
         </w:rPr>
         <w:t xml:space="preserve">2.5 公告变更检测与自定义词库（v1.6）</w:t>
       </w:r>
-      <w:bookmarkEnd w:id="100008"/>
     </w:p>
     <w:p>
       <w:pPr>
@@ -2306,7 +1391,6 @@
         <w:pStyle w:val="Heading2"/>
         <w:spacing w:after="120" w:before="280"/>
       </w:pPr>
-      <w:bookmarkStart w:id="100009" w:name="_Toc100009"/>
       <w:r>
         <w:rPr>
           <w:rFonts w:ascii="Arial" w:eastAsia="Microsoft YaHei"/>
@@ -2318,7 +1402,6 @@
         </w:rPr>
         <w:t xml:space="preserve">2.6 品类覆盖与▲重要条款（v1.7）</w:t>
       </w:r>
-      <w:bookmarkEnd w:id="100009"/>
     </w:p>
     <w:p>
       <w:pPr>
@@ -2340,7 +1423,6 @@
         <w:pStyle w:val="Heading2"/>
         <w:spacing w:after="120" w:before="280"/>
       </w:pPr>
-      <w:bookmarkStart w:id="100010" w:name="_Toc100010"/>
       <w:r>
         <w:rPr>
           <w:rFonts w:ascii="Arial" w:eastAsia="Microsoft YaHei"/>
@@ -2352,7 +1434,6 @@
         </w:rPr>
         <w:t xml:space="preserve">2.7 原文批注视图与置信度分级（v2.0）</w:t>
       </w:r>
-      <w:bookmarkEnd w:id="100010"/>
     </w:p>
     <w:p>
       <w:pPr>
@@ -2404,7 +1485,6 @@
         <w:pStyle w:val="Heading2"/>
         <w:spacing w:after="120" w:before="280"/>
       </w:pPr>
-      <w:bookmarkStart w:id="100011" w:name="_Toc100011"/>
       <w:r>
         <w:rPr>
           <w:rFonts w:ascii="Arial" w:eastAsia="Microsoft YaHei"/>
@@ -2416,7 +1496,6 @@
         </w:rPr>
         <w:t xml:space="preserve">2.8 采购文件导入与对比雷达图（v2.1/v2.1.1）</w:t>
       </w:r>
-      <w:bookmarkEnd w:id="100011"/>
     </w:p>
     <w:p>
       <w:pPr>
@@ -2438,7 +1517,6 @@
         <w:pStyle w:val="Heading2"/>
         <w:spacing w:after="120" w:before="280"/>
       </w:pPr>
-      <w:bookmarkStart w:id="100012" w:name="_Toc100012"/>
       <w:r>
         <w:rPr>
           <w:rFonts w:ascii="Arial" w:eastAsia="Microsoft YaHei"/>
@@ -2450,7 +1528,6 @@
         </w:rPr>
         <w:t xml:space="preserve">2.9 其他功能一览</w:t>
       </w:r>
-      <w:bookmarkEnd w:id="100012"/>
     </w:p>
     <w:tbl>
       <w:tblPr>
@@ -3347,7 +2424,6 @@
         <w:pStyle w:val="Heading1"/>
         <w:spacing w:after="160" w:before="400"/>
       </w:pPr>
-      <w:bookmarkStart w:id="100013" w:name="_Toc100013"/>
       <w:r>
         <w:rPr>
           <w:rFonts w:ascii="Arial" w:eastAsia="Microsoft YaHei"/>
@@ -3359,14 +2435,12 @@
         </w:rPr>
         <w:t xml:space="preserve">三、使用指南</w:t>
       </w:r>
-      <w:bookmarkEnd w:id="100013"/>
     </w:p>
     <w:p>
       <w:pPr>
         <w:pStyle w:val="Heading2"/>
         <w:spacing w:after="120" w:before="280"/>
       </w:pPr>
-      <w:bookmarkStart w:id="100014" w:name="_Toc100014"/>
       <w:r>
         <w:rPr>
           <w:rFonts w:ascii="Arial" w:eastAsia="Microsoft YaHei"/>
@@ -3378,7 +2452,6 @@
         </w:rPr>
         <w:t xml:space="preserve">3.1 三种运行方式</w:t>
       </w:r>
-      <w:bookmarkEnd w:id="100014"/>
     </w:p>
     <w:p>
       <w:pPr>
@@ -3525,7 +2598,6 @@
         <w:pStyle w:val="Heading2"/>
         <w:spacing w:after="120" w:before="280"/>
       </w:pPr>
-      <w:bookmarkStart w:id="100015" w:name="_Toc100015"/>
       <w:r>
         <w:rPr>
           <w:rFonts w:ascii="Arial" w:eastAsia="Microsoft YaHei"/>
@@ -3537,7 +2609,6 @@
         </w:rPr>
         <w:t xml:space="preserve">3.2 五步上手</w:t>
       </w:r>
-      <w:bookmarkEnd w:id="100015"/>
     </w:p>
     <w:tbl>
       <w:tblPr>
@@ -4202,7 +3273,6 @@
         <w:pStyle w:val="Heading2"/>
         <w:spacing w:after="120" w:before="280"/>
       </w:pPr>
-      <w:bookmarkStart w:id="100016" w:name="_Toc100016"/>
       <w:r>
         <w:rPr>
           <w:rFonts w:ascii="Arial" w:eastAsia="Microsoft YaHei"/>
@@ -4214,7 +3284,6 @@
         </w:rPr>
         <w:t xml:space="preserve">3.3 接入大模型（可选）</w:t>
       </w:r>
-      <w:bookmarkEnd w:id="100016"/>
     </w:p>
     <w:p>
       <w:pPr>
@@ -4241,7 +3310,6 @@
         <w:pStyle w:val="Heading1"/>
         <w:spacing w:after="160" w:before="400"/>
       </w:pPr>
-      <w:bookmarkStart w:id="100017" w:name="_Toc100017"/>
       <w:r>
         <w:rPr>
           <w:rFonts w:ascii="Arial" w:eastAsia="Microsoft YaHei"/>
@@ -4253,14 +3321,12 @@
         </w:rPr>
         <w:t xml:space="preserve">四、技术架构</w:t>
       </w:r>
-      <w:bookmarkEnd w:id="100017"/>
     </w:p>
     <w:p>
       <w:pPr>
         <w:pStyle w:val="Heading2"/>
         <w:spacing w:after="120" w:before="280"/>
       </w:pPr>
-      <w:bookmarkStart w:id="100018" w:name="_Toc100018"/>
       <w:r>
         <w:rPr>
           <w:rFonts w:ascii="Arial" w:eastAsia="Microsoft YaHei"/>
@@ -4272,7 +3338,6 @@
         </w:rPr>
         <w:t xml:space="preserve">4.1 双引擎架构</w:t>
       </w:r>
-      <w:bookmarkEnd w:id="100018"/>
     </w:p>
     <w:p>
       <w:pPr>
@@ -4294,7 +3359,6 @@
         <w:pStyle w:val="Heading2"/>
         <w:spacing w:after="120" w:before="280"/>
       </w:pPr>
-      <w:bookmarkStart w:id="100019" w:name="_Toc100019"/>
       <w:r>
         <w:rPr>
           <w:rFonts w:ascii="Arial" w:eastAsia="Microsoft YaHei"/>
@@ -4306,7 +3370,6 @@
         </w:rPr>
         <w:t xml:space="preserve">4.2 反幻觉三层防线</w:t>
       </w:r>
-      <w:bookmarkEnd w:id="100019"/>
     </w:p>
     <w:p>
       <w:pPr>
@@ -4418,7 +3481,6 @@
         <w:pStyle w:val="Heading2"/>
         <w:spacing w:after="120" w:before="280"/>
       </w:pPr>
-      <w:bookmarkStart w:id="100020" w:name="_Toc100020"/>
       <w:r>
         <w:rPr>
           <w:rFonts w:ascii="Arial" w:eastAsia="Microsoft YaHei"/>
@@ -4430,7 +3492,6 @@
         </w:rPr>
         <w:t xml:space="preserve">4.3 质量保障</w:t>
       </w:r>
-      <w:bookmarkEnd w:id="100020"/>
     </w:p>
     <w:p>
       <w:pPr>
@@ -4444,7 +3505,7 @@
           <w:sz w:val="24"/>
           <w:szCs w:val="24"/>
         </w:rPr>
-        <w:t xml:space="preserve">引擎配套 140 项自动化回归测试（含黄金快照面级回归）（tests/engine.test.js），覆盖四个演示场景（装载机、挖掘机、起重机、泵车）、单位换算边界、★定位精确性、权重配置、HTML 报告转义防注入与乱输入鲁棒性。全量测试可通过 node tests/engine.test.js 与 node tests/golden.test.js 一键复跑。</w:t>
+        <w:t xml:space="preserve">引擎配套 142 项自动化回归测试（含黄金快照面级回归）（tests/engine.test.js），覆盖四个演示场景（装载机、挖掘机、起重机、泵车）、单位换算边界、★定位精确性、权重配置、HTML 报告转义防注入与乱输入鲁棒性。全量测试可通过 node tests/engine.test.js 与 node tests/golden.test.js 一键复跑。</w:t>
       </w:r>
     </w:p>
     <w:p>
@@ -4452,7 +3513,6 @@
         <w:pStyle w:val="Heading2"/>
         <w:spacing w:after="120" w:before="280"/>
       </w:pPr>
-      <w:bookmarkStart w:id="100021" w:name="_Toc100021"/>
       <w:r>
         <w:rPr>
           <w:rFonts w:ascii="Arial" w:eastAsia="Microsoft YaHei"/>
@@ -4464,7 +3524,6 @@
         </w:rPr>
         <w:t xml:space="preserve">4.4 文件结构</w:t>
       </w:r>
-      <w:bookmarkEnd w:id="100021"/>
     </w:p>
     <w:tbl>
       <w:tblPr>
@@ -4763,7 +3822,7 @@
                 <w:sz w:val="20"/>
                 <w:szCs w:val="20"/>
               </w:rPr>
-              <w:t xml:space="preserve">140 项自动化回归测试</w:t>
+              <w:t xml:space="preserve">142 项自动化回归测试</w:t>
             </w:r>
           </w:p>
         </w:tc>
@@ -4935,7 +3994,6 @@
         <w:pStyle w:val="Heading1"/>
         <w:spacing w:after="160" w:before="400"/>
       </w:pPr>
-      <w:bookmarkStart w:id="100022" w:name="_Toc100022"/>
       <w:r>
         <w:rPr>
           <w:rFonts w:ascii="Arial" w:eastAsia="Microsoft YaHei"/>
@@ -4947,7 +4005,6 @@
         </w:rPr>
         <w:t xml:space="preserve">五、版本历史</w:t>
       </w:r>
-      <w:bookmarkEnd w:id="100022"/>
     </w:p>
     <w:tbl>
       <w:tblPr>
@@ -5910,7 +4967,6 @@
         <w:pStyle w:val="Heading1"/>
         <w:spacing w:after="160" w:before="400"/>
       </w:pPr>
-      <w:bookmarkStart w:id="100023" w:name="_Toc100023"/>
       <w:r>
         <w:rPr>
           <w:rFonts w:ascii="Arial" w:eastAsia="Microsoft YaHei"/>
@@ -5922,7 +4978,6 @@
         </w:rPr>
         <w:t xml:space="preserve">六、合规与免责声明</w:t>
       </w:r>
-      <w:bookmarkEnd w:id="100023"/>
     </w:p>
     <w:p>
       <w:pPr>
@@ -5944,7 +4999,6 @@
         <w:pStyle w:val="Heading1"/>
         <w:spacing w:after="160" w:before="400"/>
       </w:pPr>
-      <w:bookmarkStart w:id="100024" w:name="_Toc100024"/>
       <w:r>
         <w:rPr>
           <w:rFonts w:ascii="Arial" w:eastAsia="Microsoft YaHei"/>
@@ -5956,7 +5010,6 @@
         </w:rPr>
         <w:t xml:space="preserve">七、常见问题</w:t>
       </w:r>
-      <w:bookmarkEnd w:id="100024"/>
     </w:p>
     <w:tbl>
       <w:tblPr>
@@ -6694,9 +5747,6 @@
     </w:rPr>
   </w:style>
   <w:style w:type="paragraph" w:styleId="Heading1">
-    <w:pPr>
-      <w:outlineLvl w:val="0"/>
-    </w:pPr>
     <w:name w:val="Heading 1"/>
     <w:basedOn w:val="Normal"/>
     <w:next w:val="Normal"/>
@@ -6708,9 +5758,6 @@
     </w:rPr>
   </w:style>
   <w:style w:type="paragraph" w:styleId="Heading2">
-    <w:pPr>
-      <w:outlineLvl w:val="1"/>
-    </w:pPr>
     <w:name w:val="Heading 2"/>
     <w:basedOn w:val="Normal"/>
     <w:next w:val="Normal"/>
@@ -6722,9 +5769,6 @@
     </w:rPr>
   </w:style>
   <w:style w:type="paragraph" w:styleId="Heading3">
-    <w:pPr>
-      <w:outlineLvl w:val="2"/>
-    </w:pPr>
     <w:name w:val="Heading 3"/>
     <w:basedOn w:val="Normal"/>
     <w:next w:val="Normal"/>
@@ -6736,9 +5780,6 @@
     </w:rPr>
   </w:style>
   <w:style w:type="paragraph" w:styleId="Heading4">
-    <w:pPr>
-      <w:outlineLvl w:val="3"/>
-    </w:pPr>
     <w:name w:val="Heading 4"/>
     <w:basedOn w:val="Normal"/>
     <w:next w:val="Normal"/>
@@ -6750,9 +5791,6 @@
     </w:rPr>
   </w:style>
   <w:style w:type="paragraph" w:styleId="Heading5">
-    <w:pPr>
-      <w:outlineLvl w:val="4"/>
-    </w:pPr>
     <w:name w:val="Heading 5"/>
     <w:basedOn w:val="Normal"/>
     <w:next w:val="Normal"/>
@@ -6762,9 +5800,6 @@
     </w:rPr>
   </w:style>
   <w:style w:type="paragraph" w:styleId="Heading6">
-    <w:pPr>
-      <w:outlineLvl w:val="5"/>
-    </w:pPr>
     <w:name w:val="Heading 6"/>
     <w:basedOn w:val="Normal"/>
     <w:next w:val="Normal"/>
@@ -6872,44 +5907,5 @@
       <w:szCs w:val="20"/>
     </w:rPr>
   </w:style>
-  <w:style xmlns:w="http://schemas.openxmlformats.org/wordprocessingml/2006/main" w:type="paragraph" w:styleId="9">
-    <w:name w:val="toc 1"/>
-    <w:basedOn w:val="Normal"/>
-    <w:uiPriority w:val="39"/>
-    <w:pPr>
-      <w:tabs>
-        <w:tab w:val="right" w:leader="dot" w:pos="9026"/>
-      </w:tabs>
-      <w:spacing w:before="120" w:after="60"/>
-    </w:pPr>
-    <w:rPr>
-      <w:b/>
-      <w:bCs/>
-    </w:rPr>
-  </w:style>
-  <w:style xmlns:w="http://schemas.openxmlformats.org/wordprocessingml/2006/main" w:type="paragraph" w:styleId="11">
-    <w:name w:val="toc 2"/>
-    <w:basedOn w:val="Normal"/>
-    <w:uiPriority w:val="39"/>
-    <w:pPr>
-      <w:tabs>
-        <w:tab w:val="right" w:leader="dot" w:pos="9026"/>
-      </w:tabs>
-      <w:ind w:left="360"/>
-      <w:spacing w:before="60" w:after="40"/>
-    </w:pPr>
-  </w:style>
-  <w:style xmlns:w="http://schemas.openxmlformats.org/wordprocessingml/2006/main" w:type="paragraph" w:styleId="12">
-    <w:name w:val="toc 3"/>
-    <w:basedOn w:val="Normal"/>
-    <w:uiPriority w:val="39"/>
-    <w:pPr>
-      <w:tabs>
-        <w:tab w:val="right" w:leader="dot" w:pos="9026"/>
-      </w:tabs>
-      <w:ind w:left="720"/>
-      <w:spacing w:before="40" w:after="20"/>
-    </w:pPr>
-  </w:style>
 </w:styles>
 </file>
--- a/docs/Product-Guide-BidPilot.docx
+++ b/docs/Product-Guide-BidPilot.docx
@@ -91,7 +91,7 @@
                 <w:sz w:val="24"/>
                 <w:szCs w:val="24"/>
               </w:rPr>
-              <w:t xml:space="preserve">工程机械投标文件 AI 智能体 · v2.1</w:t>
+              <w:t xml:space="preserve">工程机械投标文件 AI 智能体 · v3.0</w:t>
             </w:r>
           </w:p>
           <w:p>
@@ -263,7 +263,7 @@
           <w:sz w:val="24"/>
           <w:szCs w:val="24"/>
         </w:rPr>
-        <w:t xml:space="preserve">标书快反（BidPilot）是一款面向工程机械经销商的投标文件 AI 智能体（v2.1）。使用者只需粘贴两段文本——本公司资料库（资质、业绩、设备参数）与招标公告原文——系统即可在 10 秒内生成投标所需的四份核心成果：资格自查表、技术偏离表、废标风险 TOP5 与投标就绪度评分报告，将传统流程中 2–3 天的人工标书处理工作压缩到数秒，并以结构化方式提示每一处可能废标的风险。</w:t>
+        <w:t xml:space="preserve">标书快反（BidPilot）是一款面向工程机械经销商的投标文件 AI 智能体（v3.0）。使用者只需粘贴两段文本——本公司资料库（资质、业绩、设备参数）与招标公告原文——系统即可在 10 秒内生成投标所需的四份核心成果：资格自查表、技术偏离表、废标风险 TOP5 与投标就绪度评分报告，将传统流程中 2–3 天的人工标书处理工作压缩到数秒，并以结构化方式提示每一处可能废标的风险。</w:t>
       </w:r>
     </w:p>
     <w:p>
@@ -3505,7 +3505,7 @@
           <w:sz w:val="24"/>
           <w:szCs w:val="24"/>
         </w:rPr>
-        <w:t xml:space="preserve">引擎配套 142 项自动化回归测试（含黄金快照面级回归）（tests/engine.test.js），覆盖四个演示场景（装载机、挖掘机、起重机、泵车）、单位换算边界、★定位精确性、权重配置、HTML 报告转义防注入与乱输入鲁棒性。全量测试可通过 node tests/engine.test.js 与 node tests/golden.test.js 一键复跑。</w:t>
+        <w:t xml:space="preserve">引擎配套 167 项以上自动化回归测试（含黄金快照面级回归）（tests/engine.test.js），覆盖六大机型场景、公告变更检测、自定义词库、单位换算边界、★段级定位、评分权重、判例挂载、商机雷达预筛与乱输入鲁棒性。全量测试可通过 node tests/engine.test.js 与 node tests/golden.test.js 一键复跑。</w:t>
       </w:r>
     </w:p>
     <w:p>
@@ -3522,7 +3522,39 @@
           <w:sz w:val="26"/>
           <w:szCs w:val="26"/>
         </w:rPr>
-        <w:t xml:space="preserve">4.4 文件结构</w:t>
+        <w:t xml:space="preserve">4.4 判例引用风控与商机雷达（v3.0）</w:t>
+      </w:r>
+    </w:p>
+    <w:p>
+      <w:pPr>
+        <w:spacing w:after="80" w:line="312"/>
+        <w:ind w:firstLine="420"/>
+        <w:jc w:val="both"/>
+      </w:pPr>
+      <w:r>
+        <w:rPr>
+          <w:color w:val="182030"/>
+          <w:sz w:val="24"/>
+          <w:szCs w:val="24"/>
+        </w:rPr>
+        <w:t xml:space="preserve">判例引用风控：废标风险 TOP5 按类别挂载真实官方判例（财政部指导性案例、省级财政厅投诉处理决定、公共资源交易中心通报、司法文书四类来源，种子库 53 条以上），标题、发布机关、原文引句、法条依据、出处链接五要素齐备；无同类判例时诚实标注“暂无”，反幻觉从参数层延伸到知识层。商机雷达：以设备库参数指纹对多条公告做确定性批量预筛，输出“可投/边缘/不可投/机型不符”四档分诊与参数覆盖率排序，品类不符自动沉底、截止时间倒排，支持一键载入完整分析；百条公告预筛本地实测毫秒级。</w:t>
+      </w:r>
+    </w:p>
+    <w:p>
+      <w:pPr>
+        <w:pStyle w:val="Heading2"/>
+        <w:spacing w:after="120" w:before="280"/>
+      </w:pPr>
+      <w:r>
+        <w:rPr>
+          <w:rFonts w:ascii="Arial" w:eastAsia="Microsoft YaHei"/>
+          <w:b/>
+          <w:bCs/>
+          <w:color w:val="1284BA"/>
+          <w:sz w:val="26"/>
+          <w:szCs w:val="26"/>
+        </w:rPr>
+        <w:t xml:space="preserve">4.5 文件结构</w:t>
       </w:r>
     </w:p>
     <w:tbl>
@@ -3751,7 +3783,7 @@
                 <w:sz w:val="20"/>
                 <w:szCs w:val="20"/>
               </w:rPr>
-              <w:t xml:space="preserve">核心解析引擎 v2.1（纯函数，32 类参数 7 大机型族，置信度分级，可单测）</w:t>
+              <w:t xml:space="preserve">核心解析引擎 v3.0（纯函数，32 类参数 7 大机型族，置信度分级，可单测）</w:t>
             </w:r>
           </w:p>
         </w:tc>
@@ -3822,7 +3854,7 @@
                 <w:sz w:val="20"/>
                 <w:szCs w:val="20"/>
               </w:rPr>
-              <w:t xml:space="preserve">142 项自动化回归测试</w:t>
+              <w:t xml:space="preserve">167 项以上自动化回归测试</w:t>
             </w:r>
           </w:p>
         </w:tc>
@@ -4909,7 +4941,7 @@
                 <w:sz w:val="20"/>
                 <w:szCs w:val="20"/>
               </w:rPr>
-              <w:t xml:space="preserve">v2.1</w:t>
+              <w:t xml:space="preserve">v3.0</w:t>
             </w:r>
           </w:p>
         </w:tc>
@@ -4942,7 +4974,7 @@
                 <w:sz w:val="20"/>
                 <w:szCs w:val="20"/>
               </w:rPr>
-              <w:t xml:space="preserve">采购文件PDF导入（本地pdf.js解析+章节定位）、A/B对比雷达图、黄金快照测试、CI双测试</w:t>
+              <w:t xml:space="preserve">判例引用风控（官方判例53条以上，五要素挂载+诚实标注）、商机雷达批量预筛（四档分诊+截止倒排）、测试扩充至167项以上</w:t>
             </w:r>
           </w:p>
         </w:tc>
